--- a/BaoCaoCDTN.docx
+++ b/BaoCaoCDTN.docx
@@ -16347,10 +16347,7 @@
       </w:pPr>
       <w:bookmarkStart w:id="15" w:name="_Toc231155198"/>
       <w:r>
-        <w:t>Ngôn ngữ lập trình</w:t>
-      </w:r>
-      <w:r>
-        <w:t xml:space="preserve"> Java</w:t>
+        <w:t>Java</w:t>
       </w:r>
       <w:bookmarkEnd w:id="15"/>
     </w:p>
@@ -16451,10 +16448,7 @@
       </w:pPr>
       <w:bookmarkStart w:id="16" w:name="_Toc231155199"/>
       <w:r>
-        <w:t>Framework</w:t>
-      </w:r>
-      <w:r>
-        <w:t xml:space="preserve"> Spring Boot</w:t>
+        <w:t>Spring Boot</w:t>
       </w:r>
       <w:bookmarkEnd w:id="16"/>
     </w:p>
@@ -16602,7 +16596,7 @@
       <w:bookmarkStart w:id="17" w:name="_Toc231155200"/>
       <w:r>
         <w:lastRenderedPageBreak/>
-        <w:t>Template Engine Thymeleaf</w:t>
+        <w:t>Thymeleaf</w:t>
       </w:r>
       <w:bookmarkEnd w:id="17"/>
     </w:p>
@@ -16677,10 +16671,7 @@
       </w:pPr>
       <w:bookmarkStart w:id="18" w:name="_Toc231155201"/>
       <w:r>
-        <w:t>Cơ sở dữ liệu</w:t>
-      </w:r>
-      <w:r>
-        <w:t xml:space="preserve"> MySQL</w:t>
+        <w:t>MySQL</w:t>
       </w:r>
       <w:bookmarkEnd w:id="18"/>
     </w:p>
@@ -16759,10 +16750,7 @@
       </w:pPr>
       <w:bookmarkStart w:id="19" w:name="_Toc231155202"/>
       <w:r>
-        <w:t>Công cụ phát triển</w:t>
-      </w:r>
-      <w:r>
-        <w:t xml:space="preserve"> Android Studio</w:t>
+        <w:t>Android Studio</w:t>
       </w:r>
       <w:bookmarkEnd w:id="19"/>
     </w:p>
@@ -17227,9 +17215,6 @@
       </w:pPr>
       <w:bookmarkStart w:id="21" w:name="_Toc231155203"/>
       <w:r>
-        <w:t xml:space="preserve">Công cụ phát triển </w:t>
-      </w:r>
-      <w:r>
         <w:t>IntelliJ IDEA</w:t>
       </w:r>
       <w:bookmarkEnd w:id="21"/>
@@ -17308,11 +17293,9 @@
       <w:pPr>
         <w:pStyle w:val="Heading3"/>
       </w:pPr>
-      <w:bookmarkStart w:id="22" w:name="_Toc231155204"/>
-      <w:r>
-        <w:t>Hệ thống quản lý mã nguồn Git và GitHub</w:t>
-      </w:r>
-      <w:bookmarkEnd w:id="22"/>
+      <w:r>
+        <w:t>JTW (JSON Web Token)</w:t>
+      </w:r>
     </w:p>
     <w:p>
       <w:pPr>
@@ -17327,7 +17310,13 @@
         <w:pStyle w:val="DoanVB"/>
       </w:pPr>
       <w:r>
-        <w:t>Git là hệ thống quản lý phiên bản phân tán giúp theo dõi lịch sử thay đổi của mã nguồn. GitHub là nền tảng lưu trữ trực tuyến dựa trên công nghệ điện toán đám mây, cung cấp không gian quản lý các kho mã nguồn (Repository) và tạo môi trường làm việc nhóm.</w:t>
+        <w:t xml:space="preserve">JWT là một chuẩn mở (RFC 7519) dùng để truyền tải thông tin một cách an toàn giữa </w:t>
+      </w:r>
+      <w:r>
+        <w:t xml:space="preserve">Client và Server </w:t>
+      </w:r>
+      <w:r>
+        <w:t>dưới dạng một chuỗi ký tự mã hóa bảo mật. Cấu trúc của JWT gồm ba phần: Header (chứa thuật toán), Payload (chứa dữ liệu người dùng) và Signature (chữ ký số giúp chống giả mạo).</w:t>
       </w:r>
     </w:p>
     <w:p>
@@ -17343,7 +17332,25 @@
         <w:pStyle w:val="DoanVB"/>
       </w:pPr>
       <w:r>
-        <w:t>Cho phép lưu trữ, theo dõi và khôi phục các trạng thái làm việc trước đó của mã nguồn một cách dễ dàng. Cơ chế phân nhánh (Branching) và gộp nhánh (Merging) linh hoạt giúp các thành viên trong nhóm có thể phát triển song song các chức năng độc lập mà không bị xung đột dữ liệu, tối ưu hóa quy trình cộng tác làm việc.</w:t>
+        <w:t xml:space="preserve">Ưu điểm </w:t>
+      </w:r>
+      <w:r>
+        <w:t>của JWT là tính chất Stateless (không lưu trạng thái), nghĩa là máy chủ không cần tốn bộ nhớ lưu trữ phiên làm việc</w:t>
+      </w:r>
+      <w:r>
+        <w:t xml:space="preserve"> </w:t>
+      </w:r>
+      <w:r>
+        <w:t xml:space="preserve">mà vẫn có thể xác thực người dùng dựa vào thông tin có sẵn trong </w:t>
+      </w:r>
+      <w:r>
+        <w:t>t</w:t>
+      </w:r>
+      <w:r>
+        <w:t>oken</w:t>
+      </w:r>
+      <w:r>
+        <w:t>.</w:t>
       </w:r>
     </w:p>
     <w:p>
@@ -17360,7 +17367,46 @@
         <w:pStyle w:val="DoanVB"/>
       </w:pPr>
       <w:r>
-        <w:t>Đòi hỏi các thành viên phải hiểu và tuân thủ nghiêm ngặt các quy trình xử lý lệnh Git (như pull, push, merge) để tránh rủi ro ghi đè mã nguồn hoặc phát sinh các xung đột mã (conflict) phức tạp.</w:t>
+        <w:t xml:space="preserve">Do dữ liệu trong Payload chỉ được mã hóa </w:t>
+      </w:r>
+      <w:r>
+        <w:t>b</w:t>
+      </w:r>
+      <w:r>
+        <w:t xml:space="preserve">ase64 chứ không bảo mật hoàn toàn, nên bất kỳ ai cũng có thể đọc được nội dung bên trong nếu bắt được </w:t>
+      </w:r>
+      <w:r>
+        <w:t>t</w:t>
+      </w:r>
+      <w:r>
+        <w:t>oken</w:t>
+      </w:r>
+      <w:r>
+        <w:t>. V</w:t>
+      </w:r>
+      <w:r>
+        <w:t>ì máy chủ không quản lý trạng thái của JWT</w:t>
+      </w:r>
+      <w:r>
+        <w:t xml:space="preserve"> nên </w:t>
+      </w:r>
+      <w:r>
+        <w:t>không thể thu hồi</w:t>
+      </w:r>
+      <w:r>
+        <w:t xml:space="preserve"> token</w:t>
+      </w:r>
+      <w:r>
+        <w:t xml:space="preserve"> nếu không có cơ chế </w:t>
+      </w:r>
+      <w:r>
+        <w:t>b</w:t>
+      </w:r>
+      <w:r>
+        <w:t>lacklist</w:t>
+      </w:r>
+      <w:r>
+        <w:t>.</w:t>
       </w:r>
     </w:p>
     <w:p>
@@ -17377,23 +17423,29 @@
     <w:p>
       <w:pPr>
         <w:pStyle w:val="DoanVB"/>
-        <w:rPr>
-          <w:lang w:val="vi-VN"/>
-        </w:rPr>
-      </w:pPr>
-      <w:r>
-        <w:t>Vì thế, bộ đôi Git và GitHub là giải pháp không thể thiếu nhằm kiểm soát phiên bản mã nguồn chặt chẽ và thúc đẩy tiến độ phối hợp công việc hiệu quả trong nhóm.</w:t>
+      </w:pPr>
+      <w:r>
+        <w:t xml:space="preserve">Chính vì ưu điểm trên nên nhóm em quyết định sử dụng JWT để phát triển đề tài. </w:t>
+      </w:r>
+      <w:r>
+        <w:t xml:space="preserve">Vòng đời của token là 24 giờ. Khi đăng xuất ở client (ứng dụng Android) sẽ xóa token khỏi </w:t>
+      </w:r>
+      <w:r>
+        <w:t>SharedPreferences</w:t>
+      </w:r>
+      <w:r>
+        <w:t>.</w:t>
       </w:r>
     </w:p>
     <w:p>
       <w:pPr>
         <w:pStyle w:val="Heading3"/>
       </w:pPr>
-      <w:bookmarkStart w:id="23" w:name="_Toc231155205"/>
+      <w:bookmarkStart w:id="22" w:name="_Toc231155205"/>
       <w:r>
         <w:t>Công cụ kiểm thử API Postman</w:t>
       </w:r>
-      <w:bookmarkEnd w:id="23"/>
+      <w:bookmarkEnd w:id="22"/>
     </w:p>
     <w:p>
       <w:pPr>
@@ -17473,22 +17525,22 @@
         <w:pStyle w:val="Heading2"/>
         <w:spacing w:line="360" w:lineRule="auto"/>
       </w:pPr>
-      <w:bookmarkStart w:id="24" w:name="_Toc231155206"/>
+      <w:bookmarkStart w:id="23" w:name="_Toc231155206"/>
       <w:r>
         <w:t>Các hệ thống tương tự</w:t>
       </w:r>
-      <w:bookmarkEnd w:id="24"/>
+      <w:bookmarkEnd w:id="23"/>
     </w:p>
     <w:p>
       <w:pPr>
         <w:pStyle w:val="Heading3"/>
         <w:spacing w:line="360" w:lineRule="auto"/>
       </w:pPr>
-      <w:bookmarkStart w:id="25" w:name="_Toc231155207"/>
+      <w:bookmarkStart w:id="24" w:name="_Toc231155207"/>
       <w:r>
         <w:t>Cổng thông tin đào tạo (Web Portal) cấp trường</w:t>
       </w:r>
-      <w:bookmarkEnd w:id="25"/>
+      <w:bookmarkEnd w:id="24"/>
     </w:p>
     <w:p>
       <w:pPr>
@@ -17542,7 +17594,7 @@
         <w:pStyle w:val="Heading3"/>
         <w:spacing w:line="360" w:lineRule="auto"/>
       </w:pPr>
-      <w:bookmarkStart w:id="26" w:name="_Toc231155208"/>
+      <w:bookmarkStart w:id="25" w:name="_Toc231155208"/>
       <w:r>
         <w:t xml:space="preserve">Các kênh hỗ trợ qua </w:t>
       </w:r>
@@ -17558,7 +17610,7 @@
       <w:r>
         <w:t>)</w:t>
       </w:r>
-      <w:bookmarkEnd w:id="26"/>
+      <w:bookmarkEnd w:id="25"/>
     </w:p>
     <w:p>
       <w:pPr>
@@ -17626,22 +17678,22 @@
         <w:pStyle w:val="Heading2"/>
         <w:spacing w:line="360" w:lineRule="auto"/>
       </w:pPr>
-      <w:bookmarkStart w:id="27" w:name="_Toc231155209"/>
+      <w:bookmarkStart w:id="26" w:name="_Toc231155209"/>
       <w:r>
         <w:t>Nhận xét và định hướng giải pháp</w:t>
       </w:r>
-      <w:bookmarkEnd w:id="27"/>
+      <w:bookmarkEnd w:id="26"/>
     </w:p>
     <w:p>
       <w:pPr>
         <w:pStyle w:val="Heading3"/>
         <w:spacing w:line="360" w:lineRule="auto"/>
       </w:pPr>
-      <w:bookmarkStart w:id="28" w:name="_Toc231155210"/>
+      <w:bookmarkStart w:id="27" w:name="_Toc231155210"/>
       <w:r>
         <w:t>Nhận xét</w:t>
       </w:r>
-      <w:bookmarkEnd w:id="28"/>
+      <w:bookmarkEnd w:id="27"/>
       <w:r>
         <w:t xml:space="preserve"> </w:t>
       </w:r>
@@ -17691,11 +17743,11 @@
         <w:pStyle w:val="Heading3"/>
         <w:spacing w:line="360" w:lineRule="auto"/>
       </w:pPr>
-      <w:bookmarkStart w:id="29" w:name="_Toc231155211"/>
+      <w:bookmarkStart w:id="28" w:name="_Toc231155211"/>
       <w:r>
         <w:t>Định hướng giải pháp</w:t>
       </w:r>
-      <w:bookmarkEnd w:id="29"/>
+      <w:bookmarkEnd w:id="28"/>
     </w:p>
     <w:p>
       <w:pPr>
@@ -17781,34 +17833,34 @@
         <w:pStyle w:val="Heading1"/>
         <w:spacing w:line="360" w:lineRule="auto"/>
       </w:pPr>
-      <w:bookmarkStart w:id="30" w:name="_Toc231155212"/>
+      <w:bookmarkStart w:id="29" w:name="_Toc231155212"/>
       <w:r>
         <w:lastRenderedPageBreak/>
         <w:t>PHÂN TÍCH VÀ THIẾT KẾ HỆ THỐNG</w:t>
       </w:r>
-      <w:bookmarkEnd w:id="30"/>
+      <w:bookmarkEnd w:id="29"/>
     </w:p>
     <w:p>
       <w:pPr>
         <w:pStyle w:val="Heading2"/>
         <w:spacing w:line="360" w:lineRule="auto"/>
       </w:pPr>
-      <w:bookmarkStart w:id="31" w:name="_Toc231155213"/>
+      <w:bookmarkStart w:id="30" w:name="_Toc231155213"/>
       <w:r>
         <w:t>Mô tả quy trình nghiệp vụ, tác nghiệp của hệ thống</w:t>
       </w:r>
-      <w:bookmarkEnd w:id="31"/>
+      <w:bookmarkEnd w:id="30"/>
     </w:p>
     <w:p>
       <w:pPr>
         <w:pStyle w:val="Heading3"/>
         <w:spacing w:line="360" w:lineRule="auto"/>
       </w:pPr>
-      <w:bookmarkStart w:id="32" w:name="_Toc231155214"/>
+      <w:bookmarkStart w:id="31" w:name="_Toc231155214"/>
       <w:r>
         <w:t>Quy trình nghiệp vụ hiện hành</w:t>
       </w:r>
-      <w:bookmarkEnd w:id="32"/>
+      <w:bookmarkEnd w:id="31"/>
     </w:p>
     <w:p>
       <w:pPr>
@@ -17952,7 +18004,7 @@
       <w:pPr>
         <w:pStyle w:val="Caption"/>
       </w:pPr>
-      <w:bookmarkStart w:id="33" w:name="_Toc231155285"/>
+      <w:bookmarkStart w:id="32" w:name="_Toc231155285"/>
       <w:r>
         <w:t xml:space="preserve">Hình </w:t>
       </w:r>
@@ -17984,7 +18036,7 @@
       <w:r>
         <w:t xml:space="preserve"> Tra cứu kết quả học tập</w:t>
       </w:r>
-      <w:bookmarkEnd w:id="33"/>
+      <w:bookmarkEnd w:id="32"/>
     </w:p>
     <w:p>
       <w:pPr>
@@ -18104,7 +18156,7 @@
       <w:pPr>
         <w:pStyle w:val="Caption"/>
       </w:pPr>
-      <w:bookmarkStart w:id="34" w:name="_Toc231155286"/>
+      <w:bookmarkStart w:id="33" w:name="_Toc231155286"/>
       <w:r>
         <w:t xml:space="preserve">Hình </w:t>
       </w:r>
@@ -18130,7 +18182,7 @@
       <w:r>
         <w:t>. Sơ đồ luồng nghiệp vụ Tra cứu thời khóa biểu</w:t>
       </w:r>
-      <w:bookmarkEnd w:id="34"/>
+      <w:bookmarkEnd w:id="33"/>
     </w:p>
     <w:p>
       <w:pPr>
@@ -18222,7 +18274,7 @@
       <w:pPr>
         <w:pStyle w:val="Caption"/>
       </w:pPr>
-      <w:bookmarkStart w:id="35" w:name="_Toc231155287"/>
+      <w:bookmarkStart w:id="34" w:name="_Toc231155287"/>
       <w:r>
         <w:t xml:space="preserve">Hình </w:t>
       </w:r>
@@ -18248,14 +18300,14 @@
       <w:r>
         <w:t>. Sơ đồ luồng nghiệp vụ Giải đáp thắc mắc</w:t>
       </w:r>
-      <w:bookmarkEnd w:id="35"/>
+      <w:bookmarkEnd w:id="34"/>
     </w:p>
     <w:p>
       <w:pPr>
         <w:pStyle w:val="Heading3"/>
         <w:spacing w:line="360" w:lineRule="auto"/>
       </w:pPr>
-      <w:bookmarkStart w:id="36" w:name="_Toc231155215"/>
+      <w:bookmarkStart w:id="35" w:name="_Toc231155215"/>
       <w:r>
         <w:t>Quy trình nghiệp vụ đề xu</w:t>
       </w:r>
@@ -18265,7 +18317,7 @@
       <w:r>
         <w:t>t với hệ thống mới</w:t>
       </w:r>
-      <w:bookmarkEnd w:id="36"/>
+      <w:bookmarkEnd w:id="35"/>
     </w:p>
     <w:p>
       <w:pPr>
@@ -18371,21 +18423,21 @@
           <w:rStyle w:val="DoanVBChar"/>
         </w:rPr>
       </w:pPr>
-      <w:bookmarkStart w:id="37" w:name="_Toc231155216"/>
+      <w:bookmarkStart w:id="36" w:name="_Toc231155216"/>
       <w:r>
         <w:rPr>
           <w:rStyle w:val="DoanVBChar"/>
         </w:rPr>
         <w:t>So sánh và lợi ích</w:t>
       </w:r>
-      <w:bookmarkEnd w:id="37"/>
+      <w:bookmarkEnd w:id="36"/>
     </w:p>
     <w:p>
       <w:pPr>
         <w:pStyle w:val="Caption"/>
         <w:keepNext/>
       </w:pPr>
-      <w:bookmarkStart w:id="38" w:name="_Toc231155255"/>
+      <w:bookmarkStart w:id="37" w:name="_Toc231155255"/>
       <w:r>
         <w:t xml:space="preserve">Bảng </w:t>
       </w:r>
@@ -18411,7 +18463,7 @@
       <w:r>
         <w:t>. So sánh quy trình nghiệp vụ trước và sau khi có hệ thống</w:t>
       </w:r>
-      <w:bookmarkEnd w:id="38"/>
+      <w:bookmarkEnd w:id="37"/>
     </w:p>
     <w:tbl>
       <w:tblPr>
@@ -18789,31 +18841,31 @@
         <w:pStyle w:val="Heading2"/>
         <w:spacing w:line="360" w:lineRule="auto"/>
       </w:pPr>
-      <w:bookmarkStart w:id="39" w:name="_Toc231155217"/>
+      <w:bookmarkStart w:id="38" w:name="_Toc231155217"/>
       <w:r>
         <w:t>Phân tích, thiết kế chức năng nghiệp vụ của hệ thống</w:t>
       </w:r>
-      <w:bookmarkEnd w:id="39"/>
+      <w:bookmarkEnd w:id="38"/>
     </w:p>
     <w:p>
       <w:pPr>
         <w:pStyle w:val="Heading3"/>
         <w:spacing w:line="360" w:lineRule="auto"/>
       </w:pPr>
-      <w:bookmarkStart w:id="40" w:name="_Toc231155218"/>
+      <w:bookmarkStart w:id="39" w:name="_Toc231155218"/>
       <w:r>
         <w:t>Danh sách các chức năng</w:t>
       </w:r>
-      <w:bookmarkEnd w:id="40"/>
+      <w:bookmarkEnd w:id="39"/>
     </w:p>
     <w:p>
       <w:pPr>
         <w:pStyle w:val="Caption"/>
         <w:keepNext/>
       </w:pPr>
-      <w:bookmarkStart w:id="41" w:name="_Toc230327924"/>
-      <w:bookmarkStart w:id="42" w:name="_Toc230703371"/>
-      <w:bookmarkStart w:id="43" w:name="_Toc231155256"/>
+      <w:bookmarkStart w:id="40" w:name="_Toc230327924"/>
+      <w:bookmarkStart w:id="41" w:name="_Toc230703371"/>
+      <w:bookmarkStart w:id="42" w:name="_Toc231155256"/>
       <w:r>
         <w:t xml:space="preserve">Bảng </w:t>
       </w:r>
@@ -18848,9 +18900,9 @@
         </w:rPr>
         <w:t>Danh sách các chức năng</w:t>
       </w:r>
+      <w:bookmarkEnd w:id="40"/>
       <w:bookmarkEnd w:id="41"/>
       <w:bookmarkEnd w:id="42"/>
-      <w:bookmarkEnd w:id="43"/>
     </w:p>
     <w:tbl>
       <w:tblPr>
@@ -19126,10 +19178,10 @@
                 <w:bCs/>
               </w:rPr>
             </w:pPr>
-            <w:commentRangeStart w:id="44"/>
-          </w:p>
-        </w:tc>
-        <w:commentRangeEnd w:id="44"/>
+            <w:commentRangeStart w:id="43"/>
+          </w:p>
+        </w:tc>
+        <w:commentRangeEnd w:id="43"/>
         <w:tc>
           <w:tcPr>
             <w:tcW w:w="3119" w:type="dxa"/>
@@ -19150,7 +19202,7 @@
                 <w:sz w:val="26"/>
                 <w:szCs w:val="26"/>
               </w:rPr>
-              <w:commentReference w:id="44"/>
+              <w:commentReference w:id="43"/>
             </w:r>
             <w:r>
               <w:t>Quản</w:t>
@@ -19471,7 +19523,7 @@
         <w:pStyle w:val="Caption"/>
         <w:keepNext/>
       </w:pPr>
-      <w:bookmarkStart w:id="45" w:name="_Toc231155257"/>
+      <w:bookmarkStart w:id="44" w:name="_Toc231155257"/>
       <w:r>
         <w:t xml:space="preserve">Bảng </w:t>
       </w:r>
@@ -19497,7 +19549,7 @@
       <w:r>
         <w:t>. Ma trận phân quyền (Sinh viên, Giảng viên, Admin)</w:t>
       </w:r>
-      <w:bookmarkEnd w:id="45"/>
+      <w:bookmarkEnd w:id="44"/>
     </w:p>
     <w:tbl>
       <w:tblPr>
@@ -20353,9 +20405,9 @@
       <w:pPr>
         <w:pStyle w:val="Caption"/>
       </w:pPr>
-      <w:bookmarkStart w:id="46" w:name="_Toc230327901"/>
-      <w:bookmarkStart w:id="47" w:name="_Toc230703418"/>
-      <w:bookmarkStart w:id="48" w:name="_Toc231155288"/>
+      <w:bookmarkStart w:id="45" w:name="_Toc230327901"/>
+      <w:bookmarkStart w:id="46" w:name="_Toc230703418"/>
+      <w:bookmarkStart w:id="47" w:name="_Toc231155288"/>
       <w:r>
         <w:t xml:space="preserve">Hình </w:t>
       </w:r>
@@ -20384,23 +20436,23 @@
       <w:r>
         <w:t>rã chức năng</w:t>
       </w:r>
+      <w:bookmarkEnd w:id="45"/>
       <w:bookmarkEnd w:id="46"/>
       <w:bookmarkEnd w:id="47"/>
-      <w:bookmarkEnd w:id="48"/>
     </w:p>
     <w:p>
       <w:pPr>
         <w:pStyle w:val="Heading3"/>
         <w:spacing w:line="360" w:lineRule="auto"/>
       </w:pPr>
-      <w:bookmarkStart w:id="49" w:name="_Toc231155219"/>
+      <w:bookmarkStart w:id="48" w:name="_Toc231155219"/>
       <w:r>
         <w:t xml:space="preserve">Yêu cầu </w:t>
       </w:r>
       <w:r>
         <w:t>chức năng</w:t>
       </w:r>
-      <w:bookmarkEnd w:id="49"/>
+      <w:bookmarkEnd w:id="48"/>
     </w:p>
     <w:p>
       <w:pPr>
@@ -20415,7 +20467,7 @@
         <w:pStyle w:val="Caption"/>
         <w:keepNext/>
       </w:pPr>
-      <w:bookmarkStart w:id="50" w:name="_Toc231155258"/>
+      <w:bookmarkStart w:id="49" w:name="_Toc231155258"/>
       <w:r>
         <w:t xml:space="preserve">Bảng </w:t>
       </w:r>
@@ -20441,7 +20493,7 @@
       <w:r>
         <w:t>. Danh sách chức năng</w:t>
       </w:r>
-      <w:bookmarkEnd w:id="50"/>
+      <w:bookmarkEnd w:id="49"/>
     </w:p>
     <w:tbl>
       <w:tblPr>
@@ -21061,23 +21113,23 @@
         <w:pStyle w:val="Heading2"/>
         <w:spacing w:line="360" w:lineRule="auto"/>
       </w:pPr>
-      <w:bookmarkStart w:id="51" w:name="_Toc231155220"/>
+      <w:bookmarkStart w:id="50" w:name="_Toc231155220"/>
       <w:r>
         <w:lastRenderedPageBreak/>
         <w:t>Phân tích, thiết kế kiến trúc hệ thống:</w:t>
       </w:r>
-      <w:bookmarkEnd w:id="51"/>
+      <w:bookmarkEnd w:id="50"/>
     </w:p>
     <w:p>
       <w:pPr>
         <w:pStyle w:val="Heading3"/>
         <w:spacing w:line="360" w:lineRule="auto"/>
       </w:pPr>
-      <w:bookmarkStart w:id="52" w:name="_Toc231155221"/>
+      <w:bookmarkStart w:id="51" w:name="_Toc231155221"/>
       <w:r>
         <w:t>Use case tổng quát</w:t>
       </w:r>
-      <w:bookmarkEnd w:id="52"/>
+      <w:bookmarkEnd w:id="51"/>
     </w:p>
     <w:p>
       <w:pPr>
@@ -21131,9 +21183,9 @@
         <w:pStyle w:val="Caption"/>
         <w:spacing w:line="360" w:lineRule="auto"/>
       </w:pPr>
-      <w:bookmarkStart w:id="53" w:name="_Toc230327902"/>
-      <w:bookmarkStart w:id="54" w:name="_Toc230703419"/>
-      <w:bookmarkStart w:id="55" w:name="_Toc231155289"/>
+      <w:bookmarkStart w:id="52" w:name="_Toc230327902"/>
+      <w:bookmarkStart w:id="53" w:name="_Toc230703419"/>
+      <w:bookmarkStart w:id="54" w:name="_Toc231155289"/>
       <w:r>
         <w:t xml:space="preserve">Hình </w:t>
       </w:r>
@@ -21165,9 +21217,9 @@
       <w:r>
         <w:t xml:space="preserve"> Case tổng quát</w:t>
       </w:r>
+      <w:bookmarkEnd w:id="52"/>
       <w:bookmarkEnd w:id="53"/>
       <w:bookmarkEnd w:id="54"/>
-      <w:bookmarkEnd w:id="55"/>
     </w:p>
     <w:p>
       <w:pPr>
@@ -21187,9 +21239,9 @@
         <w:pStyle w:val="Caption"/>
         <w:keepNext/>
       </w:pPr>
-      <w:bookmarkStart w:id="56" w:name="_Toc230327927"/>
-      <w:bookmarkStart w:id="57" w:name="_Toc230703374"/>
-      <w:bookmarkStart w:id="58" w:name="_Toc231155259"/>
+      <w:bookmarkStart w:id="55" w:name="_Toc230327927"/>
+      <w:bookmarkStart w:id="56" w:name="_Toc230703374"/>
+      <w:bookmarkStart w:id="57" w:name="_Toc231155259"/>
       <w:r>
         <w:t xml:space="preserve">Bảng </w:t>
       </w:r>
@@ -21215,9 +21267,9 @@
       <w:r>
         <w:t>. Danh sách use case</w:t>
       </w:r>
+      <w:bookmarkEnd w:id="55"/>
       <w:bookmarkEnd w:id="56"/>
       <w:bookmarkEnd w:id="57"/>
-      <w:bookmarkEnd w:id="58"/>
     </w:p>
     <w:tbl>
       <w:tblPr>
@@ -21889,14 +21941,14 @@
         <w:pStyle w:val="Heading3"/>
         <w:spacing w:line="360" w:lineRule="auto"/>
       </w:pPr>
-      <w:bookmarkStart w:id="59" w:name="_Toc231155222"/>
+      <w:bookmarkStart w:id="58" w:name="_Toc231155222"/>
       <w:r>
         <w:t xml:space="preserve">Use case phân </w:t>
       </w:r>
       <w:r>
         <w:t>rã</w:t>
       </w:r>
-      <w:bookmarkEnd w:id="59"/>
+      <w:bookmarkEnd w:id="58"/>
     </w:p>
     <w:p>
       <w:pPr>
@@ -21959,9 +22011,9 @@
         <w:pStyle w:val="Caption"/>
         <w:spacing w:line="360" w:lineRule="auto"/>
       </w:pPr>
-      <w:bookmarkStart w:id="60" w:name="_Toc230327903"/>
-      <w:bookmarkStart w:id="61" w:name="_Toc230703420"/>
-      <w:bookmarkStart w:id="62" w:name="_Toc231155290"/>
+      <w:bookmarkStart w:id="59" w:name="_Toc230327903"/>
+      <w:bookmarkStart w:id="60" w:name="_Toc230703420"/>
+      <w:bookmarkStart w:id="61" w:name="_Toc231155290"/>
       <w:r>
         <w:t xml:space="preserve">Hình </w:t>
       </w:r>
@@ -21999,9 +22051,9 @@
       <w:r>
         <w:t>ase Đăng nhập</w:t>
       </w:r>
+      <w:bookmarkEnd w:id="59"/>
       <w:bookmarkEnd w:id="60"/>
       <w:bookmarkEnd w:id="61"/>
-      <w:bookmarkEnd w:id="62"/>
     </w:p>
     <w:p>
       <w:pPr>
@@ -22066,9 +22118,9 @@
       <w:pPr>
         <w:pStyle w:val="Caption"/>
       </w:pPr>
-      <w:bookmarkStart w:id="63" w:name="_Toc230327904"/>
-      <w:bookmarkStart w:id="64" w:name="_Toc230703421"/>
-      <w:bookmarkStart w:id="65" w:name="_Toc231155291"/>
+      <w:bookmarkStart w:id="62" w:name="_Toc230327904"/>
+      <w:bookmarkStart w:id="63" w:name="_Toc230703421"/>
+      <w:bookmarkStart w:id="64" w:name="_Toc231155291"/>
       <w:r>
         <w:t xml:space="preserve">Hình </w:t>
       </w:r>
@@ -22109,9 +22161,9 @@
       <w:r>
         <w:t>ase Đăng nhập</w:t>
       </w:r>
+      <w:bookmarkEnd w:id="62"/>
       <w:bookmarkEnd w:id="63"/>
       <w:bookmarkEnd w:id="64"/>
-      <w:bookmarkEnd w:id="65"/>
     </w:p>
     <w:p>
       <w:pPr>
@@ -22177,9 +22229,9 @@
       <w:pPr>
         <w:pStyle w:val="Caption"/>
       </w:pPr>
-      <w:bookmarkStart w:id="66" w:name="_Toc230327905"/>
-      <w:bookmarkStart w:id="67" w:name="_Toc230703422"/>
-      <w:bookmarkStart w:id="68" w:name="_Toc231155292"/>
+      <w:bookmarkStart w:id="65" w:name="_Toc230327905"/>
+      <w:bookmarkStart w:id="66" w:name="_Toc230703422"/>
+      <w:bookmarkStart w:id="67" w:name="_Toc231155292"/>
       <w:r>
         <w:t xml:space="preserve">Hình </w:t>
       </w:r>
@@ -22217,9 +22269,9 @@
       <w:r>
         <w:t>case Tra cứu bảng điểm</w:t>
       </w:r>
+      <w:bookmarkEnd w:id="65"/>
       <w:bookmarkEnd w:id="66"/>
       <w:bookmarkEnd w:id="67"/>
-      <w:bookmarkEnd w:id="68"/>
     </w:p>
     <w:p>
       <w:pPr>
@@ -22284,9 +22336,9 @@
       <w:pPr>
         <w:pStyle w:val="Caption"/>
       </w:pPr>
-      <w:bookmarkStart w:id="69" w:name="_Toc230327906"/>
-      <w:bookmarkStart w:id="70" w:name="_Toc230703423"/>
-      <w:bookmarkStart w:id="71" w:name="_Toc231155293"/>
+      <w:bookmarkStart w:id="68" w:name="_Toc230327906"/>
+      <w:bookmarkStart w:id="69" w:name="_Toc230703423"/>
+      <w:bookmarkStart w:id="70" w:name="_Toc231155293"/>
       <w:r>
         <w:t xml:space="preserve">Hình </w:t>
       </w:r>
@@ -22324,9 +22376,9 @@
       <w:r>
         <w:t>case Tra cứu bảng điểm</w:t>
       </w:r>
+      <w:bookmarkEnd w:id="68"/>
       <w:bookmarkEnd w:id="69"/>
       <w:bookmarkEnd w:id="70"/>
-      <w:bookmarkEnd w:id="71"/>
     </w:p>
     <w:p>
       <w:pPr>
@@ -22388,9 +22440,9 @@
       <w:pPr>
         <w:pStyle w:val="Caption"/>
       </w:pPr>
-      <w:bookmarkStart w:id="72" w:name="_Toc230327907"/>
-      <w:bookmarkStart w:id="73" w:name="_Toc230703424"/>
-      <w:bookmarkStart w:id="74" w:name="_Toc231155294"/>
+      <w:bookmarkStart w:id="71" w:name="_Toc230327907"/>
+      <w:bookmarkStart w:id="72" w:name="_Toc230703424"/>
+      <w:bookmarkStart w:id="73" w:name="_Toc231155294"/>
       <w:r>
         <w:t xml:space="preserve">Hình </w:t>
       </w:r>
@@ -22428,9 +22480,9 @@
       <w:r>
         <w:t>case Hỏi đáp</w:t>
       </w:r>
+      <w:bookmarkEnd w:id="71"/>
       <w:bookmarkEnd w:id="72"/>
       <w:bookmarkEnd w:id="73"/>
-      <w:bookmarkEnd w:id="74"/>
     </w:p>
     <w:p>
       <w:pPr>
@@ -22496,9 +22548,9 @@
       <w:pPr>
         <w:pStyle w:val="Caption"/>
       </w:pPr>
-      <w:bookmarkStart w:id="75" w:name="_Toc230327908"/>
-      <w:bookmarkStart w:id="76" w:name="_Toc230703425"/>
-      <w:bookmarkStart w:id="77" w:name="_Toc231155295"/>
+      <w:bookmarkStart w:id="74" w:name="_Toc230327908"/>
+      <w:bookmarkStart w:id="75" w:name="_Toc230703425"/>
+      <w:bookmarkStart w:id="76" w:name="_Toc231155295"/>
       <w:r>
         <w:t xml:space="preserve">Hình </w:t>
       </w:r>
@@ -22536,9 +22588,9 @@
       <w:r>
         <w:t>case Quản lý sinh viên</w:t>
       </w:r>
+      <w:bookmarkEnd w:id="74"/>
       <w:bookmarkEnd w:id="75"/>
       <w:bookmarkEnd w:id="76"/>
-      <w:bookmarkEnd w:id="77"/>
     </w:p>
     <w:p>
       <w:pPr>
@@ -22603,9 +22655,9 @@
       <w:pPr>
         <w:pStyle w:val="Caption"/>
       </w:pPr>
-      <w:bookmarkStart w:id="78" w:name="_Toc230327909"/>
-      <w:bookmarkStart w:id="79" w:name="_Toc230703426"/>
-      <w:bookmarkStart w:id="80" w:name="_Toc231155296"/>
+      <w:bookmarkStart w:id="77" w:name="_Toc230327909"/>
+      <w:bookmarkStart w:id="78" w:name="_Toc230703426"/>
+      <w:bookmarkStart w:id="79" w:name="_Toc231155296"/>
       <w:r>
         <w:t xml:space="preserve">Hình </w:t>
       </w:r>
@@ -22643,9 +22695,9 @@
       <w:r>
         <w:t>case Quản lý giảng viên</w:t>
       </w:r>
+      <w:bookmarkEnd w:id="77"/>
       <w:bookmarkEnd w:id="78"/>
       <w:bookmarkEnd w:id="79"/>
-      <w:bookmarkEnd w:id="80"/>
     </w:p>
     <w:p>
       <w:pPr>
@@ -22708,9 +22760,9 @@
       <w:pPr>
         <w:pStyle w:val="Caption"/>
       </w:pPr>
-      <w:bookmarkStart w:id="81" w:name="_Toc230327910"/>
-      <w:bookmarkStart w:id="82" w:name="_Toc230703427"/>
-      <w:bookmarkStart w:id="83" w:name="_Toc231155297"/>
+      <w:bookmarkStart w:id="80" w:name="_Toc230327910"/>
+      <w:bookmarkStart w:id="81" w:name="_Toc230703427"/>
+      <w:bookmarkStart w:id="82" w:name="_Toc231155297"/>
       <w:r>
         <w:t xml:space="preserve">Hình </w:t>
       </w:r>
@@ -22748,9 +22800,9 @@
       <w:r>
         <w:t>case Quản lý bảng điểm</w:t>
       </w:r>
+      <w:bookmarkEnd w:id="80"/>
       <w:bookmarkEnd w:id="81"/>
       <w:bookmarkEnd w:id="82"/>
-      <w:bookmarkEnd w:id="83"/>
     </w:p>
     <w:p>
       <w:pPr>
@@ -22815,9 +22867,9 @@
       <w:pPr>
         <w:pStyle w:val="Caption"/>
       </w:pPr>
-      <w:bookmarkStart w:id="84" w:name="_Toc230327911"/>
-      <w:bookmarkStart w:id="85" w:name="_Toc230703428"/>
-      <w:bookmarkStart w:id="86" w:name="_Toc231155298"/>
+      <w:bookmarkStart w:id="83" w:name="_Toc230327911"/>
+      <w:bookmarkStart w:id="84" w:name="_Toc230703428"/>
+      <w:bookmarkStart w:id="85" w:name="_Toc231155298"/>
       <w:r>
         <w:t xml:space="preserve">Hình </w:t>
       </w:r>
@@ -22855,9 +22907,9 @@
       <w:r>
         <w:t>case Quản lý hỏi đáp</w:t>
       </w:r>
+      <w:bookmarkEnd w:id="83"/>
       <w:bookmarkEnd w:id="84"/>
       <w:bookmarkEnd w:id="85"/>
-      <w:bookmarkEnd w:id="86"/>
     </w:p>
     <w:p>
       <w:pPr>
@@ -22920,9 +22972,9 @@
       <w:pPr>
         <w:pStyle w:val="Caption"/>
       </w:pPr>
-      <w:bookmarkStart w:id="87" w:name="_Toc230327912"/>
-      <w:bookmarkStart w:id="88" w:name="_Toc230703429"/>
-      <w:bookmarkStart w:id="89" w:name="_Toc231155299"/>
+      <w:bookmarkStart w:id="86" w:name="_Toc230327912"/>
+      <w:bookmarkStart w:id="87" w:name="_Toc230703429"/>
+      <w:bookmarkStart w:id="88" w:name="_Toc231155299"/>
       <w:r>
         <w:t xml:space="preserve">Hình </w:t>
       </w:r>
@@ -22960,20 +23012,20 @@
       <w:r>
         <w:t>case Quản lý danh mục</w:t>
       </w:r>
+      <w:bookmarkEnd w:id="86"/>
       <w:bookmarkEnd w:id="87"/>
       <w:bookmarkEnd w:id="88"/>
-      <w:bookmarkEnd w:id="89"/>
     </w:p>
     <w:p>
       <w:pPr>
         <w:pStyle w:val="Heading3"/>
         <w:spacing w:line="360" w:lineRule="auto"/>
       </w:pPr>
-      <w:bookmarkStart w:id="90" w:name="_Toc231155223"/>
+      <w:bookmarkStart w:id="89" w:name="_Toc231155223"/>
       <w:r>
         <w:t>Đặc tả Use case</w:t>
       </w:r>
-      <w:bookmarkEnd w:id="90"/>
+      <w:bookmarkEnd w:id="89"/>
     </w:p>
     <w:p>
       <w:pPr>
@@ -22992,9 +23044,9 @@
         <w:pStyle w:val="Caption"/>
         <w:keepNext/>
       </w:pPr>
-      <w:bookmarkStart w:id="91" w:name="_Toc230327928"/>
-      <w:bookmarkStart w:id="92" w:name="_Toc230703375"/>
-      <w:bookmarkStart w:id="93" w:name="_Toc231155260"/>
+      <w:bookmarkStart w:id="90" w:name="_Toc230327928"/>
+      <w:bookmarkStart w:id="91" w:name="_Toc230703375"/>
+      <w:bookmarkStart w:id="92" w:name="_Toc231155260"/>
       <w:r>
         <w:t xml:space="preserve">Bảng </w:t>
       </w:r>
@@ -23020,12 +23072,12 @@
       <w:r>
         <w:t>. Đặc tả use case Đăng nhập</w:t>
       </w:r>
+      <w:bookmarkEnd w:id="90"/>
       <w:bookmarkEnd w:id="91"/>
+      <w:r>
+        <w:t xml:space="preserve"> (Sinh viên)</w:t>
+      </w:r>
       <w:bookmarkEnd w:id="92"/>
-      <w:r>
-        <w:t xml:space="preserve"> (Sinh viên)</w:t>
-      </w:r>
-      <w:bookmarkEnd w:id="93"/>
     </w:p>
     <w:tbl>
       <w:tblPr>
@@ -23707,7 +23759,7 @@
         <w:pStyle w:val="Caption"/>
         <w:keepNext/>
       </w:pPr>
-      <w:bookmarkStart w:id="94" w:name="_Toc231155261"/>
+      <w:bookmarkStart w:id="93" w:name="_Toc231155261"/>
       <w:r>
         <w:t xml:space="preserve">Bảng </w:t>
       </w:r>
@@ -23733,7 +23785,7 @@
       <w:r>
         <w:t>. Đặc tả use case Đăng nhập (Sinh viên)</w:t>
       </w:r>
-      <w:bookmarkEnd w:id="94"/>
+      <w:bookmarkEnd w:id="93"/>
     </w:p>
     <w:tbl>
       <w:tblPr>
@@ -24453,9 +24505,9 @@
         <w:pStyle w:val="Caption"/>
         <w:keepNext/>
       </w:pPr>
-      <w:bookmarkStart w:id="95" w:name="_Toc230327929"/>
-      <w:bookmarkStart w:id="96" w:name="_Toc230703376"/>
-      <w:bookmarkStart w:id="97" w:name="_Toc231155262"/>
+      <w:bookmarkStart w:id="94" w:name="_Toc230327929"/>
+      <w:bookmarkStart w:id="95" w:name="_Toc230703376"/>
+      <w:bookmarkStart w:id="96" w:name="_Toc231155262"/>
       <w:r>
         <w:t xml:space="preserve">Bảng </w:t>
       </w:r>
@@ -24481,9 +24533,9 @@
       <w:r>
         <w:t>. Đặc tả use case Tra cứu thông tin cá nhân</w:t>
       </w:r>
+      <w:bookmarkEnd w:id="94"/>
       <w:bookmarkEnd w:id="95"/>
       <w:bookmarkEnd w:id="96"/>
-      <w:bookmarkEnd w:id="97"/>
     </w:p>
     <w:tbl>
       <w:tblPr>
@@ -25135,9 +25187,9 @@
         <w:pStyle w:val="Caption"/>
         <w:keepNext/>
       </w:pPr>
-      <w:bookmarkStart w:id="98" w:name="_Toc230327930"/>
-      <w:bookmarkStart w:id="99" w:name="_Toc230703377"/>
-      <w:bookmarkStart w:id="100" w:name="_Toc231155263"/>
+      <w:bookmarkStart w:id="97" w:name="_Toc230327930"/>
+      <w:bookmarkStart w:id="98" w:name="_Toc230703377"/>
+      <w:bookmarkStart w:id="99" w:name="_Toc231155263"/>
       <w:r>
         <w:t xml:space="preserve">Bảng </w:t>
       </w:r>
@@ -25163,9 +25215,9 @@
       <w:r>
         <w:t>. Đặc tả use case Tra cứu bảng điểm</w:t>
       </w:r>
+      <w:bookmarkEnd w:id="97"/>
       <w:bookmarkEnd w:id="98"/>
       <w:bookmarkEnd w:id="99"/>
-      <w:bookmarkEnd w:id="100"/>
     </w:p>
     <w:tbl>
       <w:tblPr>
@@ -25813,9 +25865,9 @@
         <w:pStyle w:val="Caption"/>
         <w:keepNext/>
       </w:pPr>
-      <w:bookmarkStart w:id="101" w:name="_Toc230327931"/>
-      <w:bookmarkStart w:id="102" w:name="_Toc230703378"/>
-      <w:bookmarkStart w:id="103" w:name="_Toc231155264"/>
+      <w:bookmarkStart w:id="100" w:name="_Toc230327931"/>
+      <w:bookmarkStart w:id="101" w:name="_Toc230703378"/>
+      <w:bookmarkStart w:id="102" w:name="_Toc231155264"/>
       <w:r>
         <w:t xml:space="preserve">Bảng </w:t>
       </w:r>
@@ -25841,9 +25893,9 @@
       <w:r>
         <w:t>. Đặc tả use case Tra cứu thời khóa biểu</w:t>
       </w:r>
+      <w:bookmarkEnd w:id="100"/>
       <w:bookmarkEnd w:id="101"/>
       <w:bookmarkEnd w:id="102"/>
-      <w:bookmarkEnd w:id="103"/>
     </w:p>
     <w:tbl>
       <w:tblPr>
@@ -26485,9 +26537,9 @@
         <w:pStyle w:val="Caption"/>
         <w:keepNext/>
       </w:pPr>
-      <w:bookmarkStart w:id="104" w:name="_Toc230327932"/>
-      <w:bookmarkStart w:id="105" w:name="_Toc230703379"/>
-      <w:bookmarkStart w:id="106" w:name="_Toc231155265"/>
+      <w:bookmarkStart w:id="103" w:name="_Toc230327932"/>
+      <w:bookmarkStart w:id="104" w:name="_Toc230703379"/>
+      <w:bookmarkStart w:id="105" w:name="_Toc231155265"/>
       <w:r>
         <w:t xml:space="preserve">Bảng </w:t>
       </w:r>
@@ -26513,9 +26565,9 @@
       <w:r>
         <w:t>. Đặc tả use case Hỏi đáp</w:t>
       </w:r>
+      <w:bookmarkEnd w:id="103"/>
       <w:bookmarkEnd w:id="104"/>
       <w:bookmarkEnd w:id="105"/>
-      <w:bookmarkEnd w:id="106"/>
     </w:p>
     <w:tbl>
       <w:tblPr>
@@ -27154,9 +27206,9 @@
         <w:pStyle w:val="Caption"/>
         <w:keepNext/>
       </w:pPr>
-      <w:bookmarkStart w:id="107" w:name="_Toc230327933"/>
-      <w:bookmarkStart w:id="108" w:name="_Toc230703380"/>
-      <w:bookmarkStart w:id="109" w:name="_Toc231155266"/>
+      <w:bookmarkStart w:id="106" w:name="_Toc230327933"/>
+      <w:bookmarkStart w:id="107" w:name="_Toc230703380"/>
+      <w:bookmarkStart w:id="108" w:name="_Toc231155266"/>
       <w:r>
         <w:t xml:space="preserve">Bảng </w:t>
       </w:r>
@@ -27188,9 +27240,9 @@
       <w:r>
         <w:t xml:space="preserve"> sinh viên</w:t>
       </w:r>
+      <w:bookmarkEnd w:id="106"/>
       <w:bookmarkEnd w:id="107"/>
       <w:bookmarkEnd w:id="108"/>
-      <w:bookmarkEnd w:id="109"/>
     </w:p>
     <w:tbl>
       <w:tblPr>
@@ -28394,9 +28446,9 @@
         <w:pStyle w:val="Caption"/>
         <w:keepNext/>
       </w:pPr>
-      <w:bookmarkStart w:id="110" w:name="_Toc230327937"/>
-      <w:bookmarkStart w:id="111" w:name="_Toc230703384"/>
-      <w:bookmarkStart w:id="112" w:name="_Toc231155267"/>
+      <w:bookmarkStart w:id="109" w:name="_Toc230327937"/>
+      <w:bookmarkStart w:id="110" w:name="_Toc230703384"/>
+      <w:bookmarkStart w:id="111" w:name="_Toc231155267"/>
       <w:r>
         <w:t xml:space="preserve">Bảng </w:t>
       </w:r>
@@ -28422,12 +28474,12 @@
       <w:r>
         <w:t xml:space="preserve">. </w:t>
       </w:r>
+      <w:bookmarkEnd w:id="109"/>
       <w:bookmarkEnd w:id="110"/>
+      <w:r>
+        <w:t>Đặc tả use case Quản lý giảng viên</w:t>
+      </w:r>
       <w:bookmarkEnd w:id="111"/>
-      <w:r>
-        <w:t>Đặc tả use case Quản lý giảng viên</w:t>
-      </w:r>
-      <w:bookmarkEnd w:id="112"/>
     </w:p>
     <w:tbl>
       <w:tblPr>
@@ -29463,9 +29515,9 @@
         <w:pStyle w:val="Caption"/>
         <w:keepNext/>
       </w:pPr>
-      <w:bookmarkStart w:id="113" w:name="_Toc230327941"/>
-      <w:bookmarkStart w:id="114" w:name="_Toc230703388"/>
-      <w:bookmarkStart w:id="115" w:name="_Toc231155268"/>
+      <w:bookmarkStart w:id="112" w:name="_Toc230327941"/>
+      <w:bookmarkStart w:id="113" w:name="_Toc230703388"/>
+      <w:bookmarkStart w:id="114" w:name="_Toc231155268"/>
       <w:r>
         <w:t xml:space="preserve">Bảng </w:t>
       </w:r>
@@ -29491,12 +29543,12 @@
       <w:r>
         <w:t xml:space="preserve">. </w:t>
       </w:r>
+      <w:bookmarkEnd w:id="112"/>
       <w:bookmarkEnd w:id="113"/>
+      <w:r>
+        <w:t>Đặc tả use case Quản lý bảng điểm</w:t>
+      </w:r>
       <w:bookmarkEnd w:id="114"/>
-      <w:r>
-        <w:t>Đặc tả use case Quản lý bảng điểm</w:t>
-      </w:r>
-      <w:bookmarkEnd w:id="115"/>
     </w:p>
     <w:tbl>
       <w:tblPr>
@@ -30532,9 +30584,9 @@
         <w:pStyle w:val="Caption"/>
         <w:keepNext/>
       </w:pPr>
-      <w:bookmarkStart w:id="116" w:name="_Toc230327945"/>
-      <w:bookmarkStart w:id="117" w:name="_Toc230703392"/>
-      <w:bookmarkStart w:id="118" w:name="_Toc231155269"/>
+      <w:bookmarkStart w:id="115" w:name="_Toc230327945"/>
+      <w:bookmarkStart w:id="116" w:name="_Toc230703392"/>
+      <w:bookmarkStart w:id="117" w:name="_Toc231155269"/>
       <w:r>
         <w:t xml:space="preserve">Bảng </w:t>
       </w:r>
@@ -30560,9 +30612,9 @@
       <w:r>
         <w:t>. Đặc tả use case Quản lý hỏi đáp</w:t>
       </w:r>
+      <w:bookmarkEnd w:id="115"/>
       <w:bookmarkEnd w:id="116"/>
       <w:bookmarkEnd w:id="117"/>
-      <w:bookmarkEnd w:id="118"/>
     </w:p>
     <w:tbl>
       <w:tblPr>
@@ -31354,9 +31406,9 @@
           <w:bCs/>
         </w:rPr>
       </w:pPr>
-      <w:bookmarkStart w:id="119" w:name="_Toc230327946"/>
-      <w:bookmarkStart w:id="120" w:name="_Toc230703393"/>
-      <w:bookmarkStart w:id="121" w:name="_Toc231155270"/>
+      <w:bookmarkStart w:id="118" w:name="_Toc230327946"/>
+      <w:bookmarkStart w:id="119" w:name="_Toc230703393"/>
+      <w:bookmarkStart w:id="120" w:name="_Toc231155270"/>
       <w:r>
         <w:t xml:space="preserve">Bảng </w:t>
       </w:r>
@@ -31382,9 +31434,9 @@
       <w:r>
         <w:t>. Đặc tả use case Quản lý danh mục</w:t>
       </w:r>
+      <w:bookmarkEnd w:id="118"/>
       <w:bookmarkEnd w:id="119"/>
       <w:bookmarkEnd w:id="120"/>
-      <w:bookmarkEnd w:id="121"/>
     </w:p>
     <w:tbl>
       <w:tblPr>
@@ -32238,12 +32290,12 @@
         <w:pStyle w:val="Heading3"/>
         <w:spacing w:line="360" w:lineRule="auto"/>
       </w:pPr>
-      <w:bookmarkStart w:id="122" w:name="_Toc231155224"/>
+      <w:bookmarkStart w:id="121" w:name="_Toc231155224"/>
       <w:r>
         <w:lastRenderedPageBreak/>
         <w:t>Sơ đồ tuần tự</w:t>
       </w:r>
-      <w:bookmarkEnd w:id="122"/>
+      <w:bookmarkEnd w:id="121"/>
     </w:p>
     <w:p>
       <w:pPr>
@@ -32321,9 +32373,9 @@
       <w:pPr>
         <w:pStyle w:val="Caption"/>
       </w:pPr>
-      <w:bookmarkStart w:id="123" w:name="_Toc230327913"/>
-      <w:bookmarkStart w:id="124" w:name="_Toc230703430"/>
-      <w:bookmarkStart w:id="125" w:name="_Toc231155300"/>
+      <w:bookmarkStart w:id="122" w:name="_Toc230327913"/>
+      <w:bookmarkStart w:id="123" w:name="_Toc230703430"/>
+      <w:bookmarkStart w:id="124" w:name="_Toc231155300"/>
       <w:r>
         <w:t xml:space="preserve">Hình </w:t>
       </w:r>
@@ -32349,9 +32401,9 @@
       <w:r>
         <w:t>. Sơ đồ tuần tự chức năng Đăng nhập</w:t>
       </w:r>
+      <w:bookmarkEnd w:id="122"/>
       <w:bookmarkEnd w:id="123"/>
       <w:bookmarkEnd w:id="124"/>
-      <w:bookmarkEnd w:id="125"/>
     </w:p>
     <w:p>
       <w:pPr>
@@ -32429,9 +32481,9 @@
       <w:pPr>
         <w:pStyle w:val="Caption"/>
       </w:pPr>
-      <w:bookmarkStart w:id="126" w:name="_Toc230327914"/>
-      <w:bookmarkStart w:id="127" w:name="_Toc230703431"/>
-      <w:bookmarkStart w:id="128" w:name="_Toc231155301"/>
+      <w:bookmarkStart w:id="125" w:name="_Toc230327914"/>
+      <w:bookmarkStart w:id="126" w:name="_Toc230703431"/>
+      <w:bookmarkStart w:id="127" w:name="_Toc231155301"/>
       <w:r>
         <w:t xml:space="preserve">Hình </w:t>
       </w:r>
@@ -32463,9 +32515,9 @@
       <w:r>
         <w:t xml:space="preserve"> thông tin cá nhân</w:t>
       </w:r>
+      <w:bookmarkEnd w:id="125"/>
       <w:bookmarkEnd w:id="126"/>
       <w:bookmarkEnd w:id="127"/>
-      <w:bookmarkEnd w:id="128"/>
     </w:p>
     <w:p>
       <w:pPr>
@@ -32544,9 +32596,9 @@
       <w:pPr>
         <w:pStyle w:val="Caption"/>
       </w:pPr>
-      <w:bookmarkStart w:id="129" w:name="_Toc230327915"/>
-      <w:bookmarkStart w:id="130" w:name="_Toc230703432"/>
-      <w:bookmarkStart w:id="131" w:name="_Toc231155302"/>
+      <w:bookmarkStart w:id="128" w:name="_Toc230327915"/>
+      <w:bookmarkStart w:id="129" w:name="_Toc230703432"/>
+      <w:bookmarkStart w:id="130" w:name="_Toc231155302"/>
       <w:r>
         <w:t xml:space="preserve">Hình </w:t>
       </w:r>
@@ -32572,9 +32624,9 @@
       <w:r>
         <w:t>. Sơ đồ tuần tự chức năng Tra cứu bảng điểm</w:t>
       </w:r>
+      <w:bookmarkEnd w:id="128"/>
       <w:bookmarkEnd w:id="129"/>
       <w:bookmarkEnd w:id="130"/>
-      <w:bookmarkEnd w:id="131"/>
     </w:p>
     <w:p>
       <w:pPr>
@@ -32652,9 +32704,9 @@
       <w:pPr>
         <w:pStyle w:val="Caption"/>
       </w:pPr>
-      <w:bookmarkStart w:id="132" w:name="_Toc230327916"/>
-      <w:bookmarkStart w:id="133" w:name="_Toc230703433"/>
-      <w:bookmarkStart w:id="134" w:name="_Toc231155303"/>
+      <w:bookmarkStart w:id="131" w:name="_Toc230327916"/>
+      <w:bookmarkStart w:id="132" w:name="_Toc230703433"/>
+      <w:bookmarkStart w:id="133" w:name="_Toc231155303"/>
       <w:r>
         <w:t xml:space="preserve">Hình </w:t>
       </w:r>
@@ -32680,9 +32732,9 @@
       <w:r>
         <w:t>. Sơ đồ tuần tự chức năng Tra cứu thời khóa biểu</w:t>
       </w:r>
+      <w:bookmarkEnd w:id="131"/>
       <w:bookmarkEnd w:id="132"/>
       <w:bookmarkEnd w:id="133"/>
-      <w:bookmarkEnd w:id="134"/>
     </w:p>
     <w:p>
       <w:pPr>
@@ -32761,9 +32813,9 @@
       <w:pPr>
         <w:pStyle w:val="Caption"/>
       </w:pPr>
-      <w:bookmarkStart w:id="135" w:name="_Toc230327917"/>
-      <w:bookmarkStart w:id="136" w:name="_Toc230703434"/>
-      <w:bookmarkStart w:id="137" w:name="_Toc231155304"/>
+      <w:bookmarkStart w:id="134" w:name="_Toc230327917"/>
+      <w:bookmarkStart w:id="135" w:name="_Toc230703434"/>
+      <w:bookmarkStart w:id="136" w:name="_Toc231155304"/>
       <w:r>
         <w:t xml:space="preserve">Hình </w:t>
       </w:r>
@@ -32789,12 +32841,12 @@
       <w:r>
         <w:t xml:space="preserve">. Sơ đồ tuần tự chức năng </w:t>
       </w:r>
+      <w:bookmarkEnd w:id="134"/>
+      <w:r>
+        <w:t>Đặt câu hỏi</w:t>
+      </w:r>
       <w:bookmarkEnd w:id="135"/>
-      <w:r>
-        <w:t>Đặt câu hỏi</w:t>
-      </w:r>
       <w:bookmarkEnd w:id="136"/>
-      <w:bookmarkEnd w:id="137"/>
     </w:p>
     <w:p>
       <w:pPr>
@@ -32879,9 +32931,9 @@
           <w:bCs/>
         </w:rPr>
       </w:pPr>
-      <w:bookmarkStart w:id="138" w:name="_Toc230327918"/>
-      <w:bookmarkStart w:id="139" w:name="_Toc230703435"/>
-      <w:bookmarkStart w:id="140" w:name="_Toc231155305"/>
+      <w:bookmarkStart w:id="137" w:name="_Toc230327918"/>
+      <w:bookmarkStart w:id="138" w:name="_Toc230703435"/>
+      <w:bookmarkStart w:id="139" w:name="_Toc231155305"/>
       <w:r>
         <w:t xml:space="preserve">Hình </w:t>
       </w:r>
@@ -32907,12 +32959,12 @@
       <w:r>
         <w:t>. Sơ đồ tuần tự chức năng T</w:t>
       </w:r>
+      <w:bookmarkEnd w:id="137"/>
+      <w:r>
+        <w:t>hêm sinh viên</w:t>
+      </w:r>
       <w:bookmarkEnd w:id="138"/>
-      <w:r>
-        <w:t>hêm sinh viên</w:t>
-      </w:r>
       <w:bookmarkEnd w:id="139"/>
-      <w:bookmarkEnd w:id="140"/>
     </w:p>
     <w:p>
       <w:pPr>
@@ -32995,9 +33047,9 @@
           <w:bCs/>
         </w:rPr>
       </w:pPr>
-      <w:bookmarkStart w:id="141" w:name="_Toc230327919"/>
-      <w:bookmarkStart w:id="142" w:name="_Toc230703436"/>
-      <w:bookmarkStart w:id="143" w:name="_Toc231155306"/>
+      <w:bookmarkStart w:id="140" w:name="_Toc230327919"/>
+      <w:bookmarkStart w:id="141" w:name="_Toc230703436"/>
+      <w:bookmarkStart w:id="142" w:name="_Toc231155306"/>
       <w:r>
         <w:t xml:space="preserve">Hình </w:t>
       </w:r>
@@ -33023,12 +33075,12 @@
       <w:r>
         <w:t xml:space="preserve">. Sơ đồ tuần tự chức năng </w:t>
       </w:r>
+      <w:bookmarkEnd w:id="140"/>
+      <w:r>
+        <w:t>Thêm điểm học phần</w:t>
+      </w:r>
       <w:bookmarkEnd w:id="141"/>
-      <w:r>
-        <w:t>Thêm điểm học phần</w:t>
-      </w:r>
       <w:bookmarkEnd w:id="142"/>
-      <w:bookmarkEnd w:id="143"/>
     </w:p>
     <w:p>
       <w:pPr>
@@ -33111,9 +33163,9 @@
       <w:pPr>
         <w:pStyle w:val="Caption"/>
       </w:pPr>
-      <w:bookmarkStart w:id="144" w:name="_Toc230327920"/>
-      <w:bookmarkStart w:id="145" w:name="_Toc230703437"/>
-      <w:bookmarkStart w:id="146" w:name="_Toc231155307"/>
+      <w:bookmarkStart w:id="143" w:name="_Toc230327920"/>
+      <w:bookmarkStart w:id="144" w:name="_Toc230703437"/>
+      <w:bookmarkStart w:id="145" w:name="_Toc231155307"/>
       <w:r>
         <w:t xml:space="preserve">Hình </w:t>
       </w:r>
@@ -33139,9 +33191,9 @@
       <w:r>
         <w:t>. Sơ đồ tuần tự chức năng Cập nhật điểm</w:t>
       </w:r>
+      <w:bookmarkEnd w:id="143"/>
       <w:bookmarkEnd w:id="144"/>
       <w:bookmarkEnd w:id="145"/>
-      <w:bookmarkEnd w:id="146"/>
     </w:p>
     <w:p>
       <w:pPr>
@@ -33220,9 +33272,9 @@
       <w:pPr>
         <w:pStyle w:val="Caption"/>
       </w:pPr>
-      <w:bookmarkStart w:id="147" w:name="_Toc230327921"/>
-      <w:bookmarkStart w:id="148" w:name="_Toc230703438"/>
-      <w:bookmarkStart w:id="149" w:name="_Toc231155308"/>
+      <w:bookmarkStart w:id="146" w:name="_Toc230327921"/>
+      <w:bookmarkStart w:id="147" w:name="_Toc230703438"/>
+      <w:bookmarkStart w:id="148" w:name="_Toc231155308"/>
       <w:r>
         <w:t xml:space="preserve">Hình </w:t>
       </w:r>
@@ -33248,12 +33300,12 @@
       <w:r>
         <w:t xml:space="preserve">. Sơ đồ tuần tự chức năng </w:t>
       </w:r>
+      <w:bookmarkEnd w:id="146"/>
+      <w:r>
+        <w:t>Xóa bảng điểm</w:t>
+      </w:r>
       <w:bookmarkEnd w:id="147"/>
-      <w:r>
-        <w:t>Xóa bảng điểm</w:t>
-      </w:r>
       <w:bookmarkEnd w:id="148"/>
-      <w:bookmarkEnd w:id="149"/>
     </w:p>
     <w:p>
       <w:pPr>
@@ -33336,9 +33388,9 @@
           <w:lang w:val="vi-VN"/>
         </w:rPr>
       </w:pPr>
-      <w:bookmarkStart w:id="150" w:name="_Toc230327922"/>
-      <w:bookmarkStart w:id="151" w:name="_Toc230703439"/>
-      <w:bookmarkStart w:id="152" w:name="_Toc231155309"/>
+      <w:bookmarkStart w:id="149" w:name="_Toc230327922"/>
+      <w:bookmarkStart w:id="150" w:name="_Toc230703439"/>
+      <w:bookmarkStart w:id="151" w:name="_Toc231155309"/>
       <w:r>
         <w:t xml:space="preserve">Hình </w:t>
       </w:r>
@@ -33364,19 +33416,19 @@
       <w:r>
         <w:t xml:space="preserve">. Sơ đồ tuần tự chức năng </w:t>
       </w:r>
+      <w:bookmarkEnd w:id="149"/>
+      <w:r>
+        <w:t>Báo cáo thống kê</w:t>
+      </w:r>
       <w:bookmarkEnd w:id="150"/>
-      <w:r>
-        <w:t>Báo cáo thống kê</w:t>
-      </w:r>
       <w:bookmarkEnd w:id="151"/>
-      <w:bookmarkEnd w:id="152"/>
     </w:p>
     <w:p>
       <w:pPr>
         <w:pStyle w:val="Heading3"/>
         <w:spacing w:line="360" w:lineRule="auto"/>
       </w:pPr>
-      <w:bookmarkStart w:id="153" w:name="_Toc231155225"/>
+      <w:bookmarkStart w:id="152" w:name="_Toc231155225"/>
       <w:r>
         <w:lastRenderedPageBreak/>
         <w:t>S</w:t>
@@ -33390,7 +33442,7 @@
       <w:r>
         <w:t>oạt động</w:t>
       </w:r>
-      <w:bookmarkEnd w:id="153"/>
+      <w:bookmarkEnd w:id="152"/>
     </w:p>
     <w:p>
       <w:pPr>
@@ -33471,8 +33523,8 @@
       <w:pPr>
         <w:pStyle w:val="Caption"/>
       </w:pPr>
-      <w:bookmarkStart w:id="154" w:name="_Toc230703440"/>
-      <w:bookmarkStart w:id="155" w:name="_Toc231155310"/>
+      <w:bookmarkStart w:id="153" w:name="_Toc230703440"/>
+      <w:bookmarkStart w:id="154" w:name="_Toc231155310"/>
       <w:r>
         <w:t xml:space="preserve">Hình </w:t>
       </w:r>
@@ -33504,8 +33556,8 @@
       <w:r>
         <w:t>hoạt động chức năng Đăng nhập</w:t>
       </w:r>
+      <w:bookmarkEnd w:id="153"/>
       <w:bookmarkEnd w:id="154"/>
-      <w:bookmarkEnd w:id="155"/>
     </w:p>
     <w:p>
       <w:pPr>
@@ -33586,8 +33638,8 @@
           <w:lang w:val="vi-VN"/>
         </w:rPr>
       </w:pPr>
-      <w:bookmarkStart w:id="156" w:name="_Toc230703441"/>
-      <w:bookmarkStart w:id="157" w:name="_Toc231155311"/>
+      <w:bookmarkStart w:id="155" w:name="_Toc230703441"/>
+      <w:bookmarkStart w:id="156" w:name="_Toc231155311"/>
       <w:r>
         <w:t xml:space="preserve">Hình </w:t>
       </w:r>
@@ -33619,8 +33671,8 @@
       <w:r>
         <w:t>hoạt động chức năng Tra cứu thông tin cá nhân</w:t>
       </w:r>
+      <w:bookmarkEnd w:id="155"/>
       <w:bookmarkEnd w:id="156"/>
-      <w:bookmarkEnd w:id="157"/>
     </w:p>
     <w:p>
       <w:pPr>
@@ -33702,8 +33754,8 @@
           <w:lang w:val="vi-VN"/>
         </w:rPr>
       </w:pPr>
-      <w:bookmarkStart w:id="158" w:name="_Toc230703442"/>
-      <w:bookmarkStart w:id="159" w:name="_Toc231155312"/>
+      <w:bookmarkStart w:id="157" w:name="_Toc230703442"/>
+      <w:bookmarkStart w:id="158" w:name="_Toc231155312"/>
       <w:r>
         <w:t xml:space="preserve">Hình </w:t>
       </w:r>
@@ -33735,8 +33787,8 @@
       <w:r>
         <w:t>hoạt động chức năng Tra cứu bảng điểm</w:t>
       </w:r>
+      <w:bookmarkEnd w:id="157"/>
       <w:bookmarkEnd w:id="158"/>
-      <w:bookmarkEnd w:id="159"/>
     </w:p>
     <w:p>
       <w:pPr>
@@ -33814,8 +33866,8 @@
       <w:pPr>
         <w:pStyle w:val="Caption"/>
       </w:pPr>
-      <w:bookmarkStart w:id="160" w:name="_Toc230703443"/>
-      <w:bookmarkStart w:id="161" w:name="_Toc231155313"/>
+      <w:bookmarkStart w:id="159" w:name="_Toc230703443"/>
+      <w:bookmarkStart w:id="160" w:name="_Toc231155313"/>
       <w:r>
         <w:t xml:space="preserve">Hình </w:t>
       </w:r>
@@ -33847,8 +33899,8 @@
       <w:r>
         <w:t>hoạt động chức năng Tra cứu thời khóa biểu</w:t>
       </w:r>
+      <w:bookmarkEnd w:id="159"/>
       <w:bookmarkEnd w:id="160"/>
-      <w:bookmarkEnd w:id="161"/>
     </w:p>
     <w:p>
       <w:pPr>
@@ -33930,8 +33982,8 @@
       <w:pPr>
         <w:pStyle w:val="Caption"/>
       </w:pPr>
-      <w:bookmarkStart w:id="162" w:name="_Toc230703444"/>
-      <w:bookmarkStart w:id="163" w:name="_Toc231155314"/>
+      <w:bookmarkStart w:id="161" w:name="_Toc230703444"/>
+      <w:bookmarkStart w:id="162" w:name="_Toc231155314"/>
       <w:r>
         <w:t xml:space="preserve">Hình </w:t>
       </w:r>
@@ -33963,8 +34015,8 @@
       <w:r>
         <w:t>hoạt động chức năng Đặt câu hỏi</w:t>
       </w:r>
+      <w:bookmarkEnd w:id="161"/>
       <w:bookmarkEnd w:id="162"/>
-      <w:bookmarkEnd w:id="163"/>
     </w:p>
     <w:p>
       <w:pPr>
@@ -34043,8 +34095,8 @@
       <w:pPr>
         <w:pStyle w:val="Caption"/>
       </w:pPr>
-      <w:bookmarkStart w:id="164" w:name="_Toc230703445"/>
-      <w:bookmarkStart w:id="165" w:name="_Toc231155315"/>
+      <w:bookmarkStart w:id="163" w:name="_Toc230703445"/>
+      <w:bookmarkStart w:id="164" w:name="_Toc231155315"/>
       <w:r>
         <w:t xml:space="preserve">Hình </w:t>
       </w:r>
@@ -34076,8 +34128,8 @@
       <w:r>
         <w:t>hoạt động chức năng Thêm sinh viên</w:t>
       </w:r>
+      <w:bookmarkEnd w:id="163"/>
       <w:bookmarkEnd w:id="164"/>
-      <w:bookmarkEnd w:id="165"/>
     </w:p>
     <w:p>
       <w:pPr>
@@ -34159,8 +34211,8 @@
       <w:pPr>
         <w:pStyle w:val="Caption"/>
       </w:pPr>
-      <w:bookmarkStart w:id="166" w:name="_Toc230703446"/>
-      <w:bookmarkStart w:id="167" w:name="_Toc231155316"/>
+      <w:bookmarkStart w:id="165" w:name="_Toc230703446"/>
+      <w:bookmarkStart w:id="166" w:name="_Toc231155316"/>
       <w:r>
         <w:t xml:space="preserve">Hình </w:t>
       </w:r>
@@ -34192,8 +34244,8 @@
       <w:r>
         <w:t>hoạt động chức năng Thêm bảng điểm</w:t>
       </w:r>
+      <w:bookmarkEnd w:id="165"/>
       <w:bookmarkEnd w:id="166"/>
-      <w:bookmarkEnd w:id="167"/>
     </w:p>
     <w:p>
       <w:pPr>
@@ -34275,8 +34327,8 @@
           <w:lang w:val="vi-VN"/>
         </w:rPr>
       </w:pPr>
-      <w:bookmarkStart w:id="168" w:name="_Toc230703447"/>
-      <w:bookmarkStart w:id="169" w:name="_Toc231155317"/>
+      <w:bookmarkStart w:id="167" w:name="_Toc230703447"/>
+      <w:bookmarkStart w:id="168" w:name="_Toc231155317"/>
       <w:r>
         <w:t xml:space="preserve">Hình </w:t>
       </w:r>
@@ -34308,8 +34360,8 @@
       <w:r>
         <w:t>hoạt động chức năng Cập nhật điểm</w:t>
       </w:r>
+      <w:bookmarkEnd w:id="167"/>
       <w:bookmarkEnd w:id="168"/>
-      <w:bookmarkEnd w:id="169"/>
     </w:p>
     <w:p>
       <w:pPr>
@@ -34391,8 +34443,8 @@
           <w:lang w:val="vi-VN"/>
         </w:rPr>
       </w:pPr>
-      <w:bookmarkStart w:id="170" w:name="_Toc230703448"/>
-      <w:bookmarkStart w:id="171" w:name="_Toc231155318"/>
+      <w:bookmarkStart w:id="169" w:name="_Toc230703448"/>
+      <w:bookmarkStart w:id="170" w:name="_Toc231155318"/>
       <w:r>
         <w:t xml:space="preserve">Hình </w:t>
       </w:r>
@@ -34424,8 +34476,8 @@
       <w:r>
         <w:t>hoạt động chức năng Xóa bảng điểm</w:t>
       </w:r>
+      <w:bookmarkEnd w:id="169"/>
       <w:bookmarkEnd w:id="170"/>
-      <w:bookmarkEnd w:id="171"/>
     </w:p>
     <w:p>
       <w:pPr>
@@ -34511,8 +34563,8 @@
           <w:lang w:val="vi-VN"/>
         </w:rPr>
       </w:pPr>
-      <w:bookmarkStart w:id="172" w:name="_Toc230703449"/>
-      <w:bookmarkStart w:id="173" w:name="_Toc231155319"/>
+      <w:bookmarkStart w:id="171" w:name="_Toc230703449"/>
+      <w:bookmarkStart w:id="172" w:name="_Toc231155319"/>
       <w:r>
         <w:t xml:space="preserve">Hình </w:t>
       </w:r>
@@ -34544,8 +34596,8 @@
       <w:r>
         <w:t>hoạt động chức năng Báo cáo thống kê</w:t>
       </w:r>
+      <w:bookmarkEnd w:id="171"/>
       <w:bookmarkEnd w:id="172"/>
-      <w:bookmarkEnd w:id="173"/>
     </w:p>
     <w:p>
       <w:pPr>
@@ -34555,11 +34607,11 @@
           <w:lang w:val="vi-VN"/>
         </w:rPr>
       </w:pPr>
-      <w:bookmarkStart w:id="174" w:name="_Toc231155226"/>
+      <w:bookmarkStart w:id="173" w:name="_Toc231155226"/>
       <w:r>
         <w:t>Phân tích, thiết kế cơ sở dữ liệu</w:t>
       </w:r>
-      <w:bookmarkEnd w:id="174"/>
+      <w:bookmarkEnd w:id="173"/>
     </w:p>
     <w:p>
       <w:pPr>
@@ -34581,7 +34633,7 @@
           <w:lang w:val="vi-VN"/>
         </w:rPr>
       </w:pPr>
-      <w:bookmarkStart w:id="175" w:name="_Toc231155227"/>
+      <w:bookmarkStart w:id="174" w:name="_Toc231155227"/>
       <w:r>
         <w:t>Mức thiết</w:t>
       </w:r>
@@ -34591,7 +34643,7 @@
       <w:r>
         <w:t>logic</w:t>
       </w:r>
-      <w:bookmarkEnd w:id="175"/>
+      <w:bookmarkEnd w:id="174"/>
     </w:p>
     <w:p>
       <w:pPr>
@@ -34658,8 +34710,8 @@
       <w:pPr>
         <w:pStyle w:val="Caption"/>
       </w:pPr>
-      <w:bookmarkStart w:id="176" w:name="_Toc230703450"/>
-      <w:bookmarkStart w:id="177" w:name="_Toc231155320"/>
+      <w:bookmarkStart w:id="175" w:name="_Toc230703450"/>
+      <w:bookmarkStart w:id="176" w:name="_Toc231155320"/>
       <w:r>
         <w:t xml:space="preserve">Hình </w:t>
       </w:r>
@@ -34688,8 +34740,8 @@
       <w:r>
         <w:t>Sơ đồ ERD tổng thể</w:t>
       </w:r>
+      <w:bookmarkEnd w:id="175"/>
       <w:bookmarkEnd w:id="176"/>
-      <w:bookmarkEnd w:id="177"/>
     </w:p>
     <w:p>
       <w:pPr>
@@ -34699,11 +34751,11 @@
           <w:lang w:val="vi-VN"/>
         </w:rPr>
       </w:pPr>
-      <w:bookmarkStart w:id="178" w:name="_Toc231155228"/>
+      <w:bookmarkStart w:id="177" w:name="_Toc231155228"/>
       <w:r>
         <w:t>Mức thiết kế vật lý</w:t>
       </w:r>
-      <w:bookmarkEnd w:id="178"/>
+      <w:bookmarkEnd w:id="177"/>
     </w:p>
     <w:p>
       <w:pPr>
@@ -34751,8 +34803,8 @@
         <w:pStyle w:val="Caption"/>
         <w:keepNext/>
       </w:pPr>
-      <w:bookmarkStart w:id="179" w:name="_Toc230703394"/>
-      <w:bookmarkStart w:id="180" w:name="_Toc231155271"/>
+      <w:bookmarkStart w:id="178" w:name="_Toc230703394"/>
+      <w:bookmarkStart w:id="179" w:name="_Toc231155271"/>
       <w:r>
         <w:t xml:space="preserve">Bảng </w:t>
       </w:r>
@@ -34781,8 +34833,8 @@
       <w:r>
         <w:t>Danh sách các bảng trong Cơ sở dữ liệu</w:t>
       </w:r>
+      <w:bookmarkEnd w:id="178"/>
       <w:bookmarkEnd w:id="179"/>
-      <w:bookmarkEnd w:id="180"/>
     </w:p>
     <w:tbl>
       <w:tblPr>
@@ -35388,13 +35440,13 @@
         <w:pStyle w:val="Heading3"/>
         <w:spacing w:line="360" w:lineRule="auto"/>
       </w:pPr>
-      <w:bookmarkStart w:id="181" w:name="_Toc229756548"/>
-      <w:bookmarkStart w:id="182" w:name="_Toc231155229"/>
+      <w:bookmarkStart w:id="180" w:name="_Toc229756548"/>
+      <w:bookmarkStart w:id="181" w:name="_Toc231155229"/>
       <w:r>
         <w:t>Mô tả chi tiết các bảng dữ liệu</w:t>
       </w:r>
+      <w:bookmarkEnd w:id="180"/>
       <w:bookmarkEnd w:id="181"/>
-      <w:bookmarkEnd w:id="182"/>
     </w:p>
     <w:p>
       <w:pPr>
@@ -35413,8 +35465,8 @@
         <w:pStyle w:val="Caption"/>
         <w:keepNext/>
       </w:pPr>
-      <w:bookmarkStart w:id="183" w:name="_Toc230703395"/>
-      <w:bookmarkStart w:id="184" w:name="_Toc231155272"/>
+      <w:bookmarkStart w:id="182" w:name="_Toc230703395"/>
+      <w:bookmarkStart w:id="183" w:name="_Toc231155272"/>
       <w:r>
         <w:lastRenderedPageBreak/>
         <w:t xml:space="preserve">Bảng </w:t>
@@ -35447,8 +35499,8 @@
       <w:r>
         <w:t xml:space="preserve"> bảng sinh_vien</w:t>
       </w:r>
+      <w:bookmarkEnd w:id="182"/>
       <w:bookmarkEnd w:id="183"/>
-      <w:bookmarkEnd w:id="184"/>
     </w:p>
     <w:tbl>
       <w:tblPr>
@@ -37064,8 +37116,8 @@
         <w:pStyle w:val="Caption"/>
         <w:keepNext/>
       </w:pPr>
-      <w:bookmarkStart w:id="185" w:name="_Toc230703396"/>
-      <w:bookmarkStart w:id="186" w:name="_Toc231155273"/>
+      <w:bookmarkStart w:id="184" w:name="_Toc230703396"/>
+      <w:bookmarkStart w:id="185" w:name="_Toc231155273"/>
       <w:r>
         <w:t xml:space="preserve">Bảng </w:t>
       </w:r>
@@ -37091,20 +37143,20 @@
       <w:r>
         <w:t xml:space="preserve">. </w:t>
       </w:r>
+      <w:bookmarkEnd w:id="184"/>
+      <w:r>
+        <w:t>Mô tả chi tiết</w:t>
+      </w:r>
+      <w:r>
+        <w:t xml:space="preserve"> bảng </w:t>
+      </w:r>
+      <w:r>
+        <w:t>giang</w:t>
+      </w:r>
+      <w:r>
+        <w:t>_vien</w:t>
+      </w:r>
       <w:bookmarkEnd w:id="185"/>
-      <w:r>
-        <w:t>Mô tả chi tiết</w:t>
-      </w:r>
-      <w:r>
-        <w:t xml:space="preserve"> bảng </w:t>
-      </w:r>
-      <w:r>
-        <w:t>giang</w:t>
-      </w:r>
-      <w:r>
-        <w:t>_vien</w:t>
-      </w:r>
-      <w:bookmarkEnd w:id="186"/>
     </w:p>
     <w:tbl>
       <w:tblPr>
@@ -38807,8 +38859,8 @@
         <w:pStyle w:val="Caption"/>
         <w:keepNext/>
       </w:pPr>
-      <w:bookmarkStart w:id="187" w:name="_Toc230703397"/>
-      <w:bookmarkStart w:id="188" w:name="_Toc231155274"/>
+      <w:bookmarkStart w:id="186" w:name="_Toc230703397"/>
+      <w:bookmarkStart w:id="187" w:name="_Toc231155274"/>
       <w:r>
         <w:t xml:space="preserve">Bảng </w:t>
       </w:r>
@@ -38834,17 +38886,17 @@
       <w:r>
         <w:t xml:space="preserve">. </w:t>
       </w:r>
+      <w:bookmarkEnd w:id="186"/>
+      <w:r>
+        <w:t>Mô tả chi tiết</w:t>
+      </w:r>
+      <w:r>
+        <w:t xml:space="preserve"> bảng </w:t>
+      </w:r>
+      <w:r>
+        <w:t>tai_khoan_admin</w:t>
+      </w:r>
       <w:bookmarkEnd w:id="187"/>
-      <w:r>
-        <w:t>Mô tả chi tiết</w:t>
-      </w:r>
-      <w:r>
-        <w:t xml:space="preserve"> bảng </w:t>
-      </w:r>
-      <w:r>
-        <w:t>tai_khoan_admin</w:t>
-      </w:r>
-      <w:bookmarkEnd w:id="188"/>
     </w:p>
     <w:tbl>
       <w:tblPr>
@@ -39447,8 +39499,8 @@
         <w:pStyle w:val="Caption"/>
         <w:keepNext/>
       </w:pPr>
-      <w:bookmarkStart w:id="189" w:name="_Toc230703398"/>
-      <w:bookmarkStart w:id="190" w:name="_Toc231155275"/>
+      <w:bookmarkStart w:id="188" w:name="_Toc230703398"/>
+      <w:bookmarkStart w:id="189" w:name="_Toc231155275"/>
       <w:r>
         <w:t xml:space="preserve">Bảng </w:t>
       </w:r>
@@ -39483,8 +39535,8 @@
       <w:r>
         <w:t>ky_hoc</w:t>
       </w:r>
+      <w:bookmarkEnd w:id="188"/>
       <w:bookmarkEnd w:id="189"/>
-      <w:bookmarkEnd w:id="190"/>
     </w:p>
     <w:tbl>
       <w:tblPr>
@@ -40158,8 +40210,8 @@
         <w:pStyle w:val="Caption"/>
         <w:keepNext/>
       </w:pPr>
-      <w:bookmarkStart w:id="191" w:name="_Toc230703399"/>
-      <w:bookmarkStart w:id="192" w:name="_Toc231155276"/>
+      <w:bookmarkStart w:id="190" w:name="_Toc230703399"/>
+      <w:bookmarkStart w:id="191" w:name="_Toc231155276"/>
       <w:r>
         <w:t xml:space="preserve">Bảng </w:t>
       </w:r>
@@ -40194,8 +40246,8 @@
       <w:r>
         <w:t>bang_diem</w:t>
       </w:r>
+      <w:bookmarkEnd w:id="190"/>
       <w:bookmarkEnd w:id="191"/>
-      <w:bookmarkEnd w:id="192"/>
     </w:p>
     <w:tbl>
       <w:tblPr>
@@ -41392,8 +41444,8 @@
         <w:pStyle w:val="Caption"/>
         <w:keepNext/>
       </w:pPr>
-      <w:bookmarkStart w:id="193" w:name="_Toc230703400"/>
-      <w:bookmarkStart w:id="194" w:name="_Toc231155277"/>
+      <w:bookmarkStart w:id="192" w:name="_Toc230703400"/>
+      <w:bookmarkStart w:id="193" w:name="_Toc231155277"/>
       <w:r>
         <w:t xml:space="preserve">Bảng </w:t>
       </w:r>
@@ -41428,8 +41480,8 @@
       <w:r>
         <w:t>thoi_khoa_bieu</w:t>
       </w:r>
+      <w:bookmarkEnd w:id="192"/>
       <w:bookmarkEnd w:id="193"/>
-      <w:bookmarkEnd w:id="194"/>
     </w:p>
     <w:tbl>
       <w:tblPr>
@@ -42823,8 +42875,8 @@
         <w:pStyle w:val="Caption"/>
         <w:keepNext/>
       </w:pPr>
-      <w:bookmarkStart w:id="195" w:name="_Toc230703401"/>
-      <w:bookmarkStart w:id="196" w:name="_Toc231155278"/>
+      <w:bookmarkStart w:id="194" w:name="_Toc230703401"/>
+      <w:bookmarkStart w:id="195" w:name="_Toc231155278"/>
       <w:r>
         <w:lastRenderedPageBreak/>
         <w:t xml:space="preserve">Bảng </w:t>
@@ -42860,8 +42912,8 @@
       <w:r>
         <w:t>hoi_dap</w:t>
       </w:r>
+      <w:bookmarkEnd w:id="194"/>
       <w:bookmarkEnd w:id="195"/>
-      <w:bookmarkEnd w:id="196"/>
     </w:p>
     <w:tbl>
       <w:tblPr>
@@ -43701,8 +43753,8 @@
         <w:pStyle w:val="Caption"/>
         <w:keepNext/>
       </w:pPr>
-      <w:bookmarkStart w:id="197" w:name="_Toc230703402"/>
-      <w:bookmarkStart w:id="198" w:name="_Toc231155279"/>
+      <w:bookmarkStart w:id="196" w:name="_Toc230703402"/>
+      <w:bookmarkStart w:id="197" w:name="_Toc231155279"/>
       <w:r>
         <w:t xml:space="preserve">Bảng </w:t>
       </w:r>
@@ -43737,8 +43789,8 @@
       <w:r>
         <w:t>co_van_hoc_tap</w:t>
       </w:r>
+      <w:bookmarkEnd w:id="196"/>
       <w:bookmarkEnd w:id="197"/>
-      <w:bookmarkEnd w:id="198"/>
     </w:p>
     <w:tbl>
       <w:tblPr>
@@ -44265,8 +44317,8 @@
         <w:pStyle w:val="Caption"/>
         <w:keepNext/>
       </w:pPr>
-      <w:bookmarkStart w:id="199" w:name="_Toc230703403"/>
-      <w:bookmarkStart w:id="200" w:name="_Toc231155280"/>
+      <w:bookmarkStart w:id="198" w:name="_Toc230703403"/>
+      <w:bookmarkStart w:id="199" w:name="_Toc231155280"/>
       <w:r>
         <w:t xml:space="preserve">Bảng </w:t>
       </w:r>
@@ -44301,8 +44353,8 @@
       <w:r>
         <w:t>thong_bao</w:t>
       </w:r>
+      <w:bookmarkEnd w:id="198"/>
       <w:bookmarkEnd w:id="199"/>
-      <w:bookmarkEnd w:id="200"/>
     </w:p>
     <w:tbl>
       <w:tblPr>
@@ -44977,8 +45029,8 @@
         <w:pStyle w:val="Caption"/>
         <w:keepNext/>
       </w:pPr>
-      <w:bookmarkStart w:id="201" w:name="_Toc230703404"/>
-      <w:bookmarkStart w:id="202" w:name="_Toc231155281"/>
+      <w:bookmarkStart w:id="200" w:name="_Toc230703404"/>
+      <w:bookmarkStart w:id="201" w:name="_Toc231155281"/>
       <w:r>
         <w:t xml:space="preserve">Bảng </w:t>
       </w:r>
@@ -45013,8 +45065,8 @@
       <w:r>
         <w:t>tin_tuc</w:t>
       </w:r>
+      <w:bookmarkEnd w:id="200"/>
       <w:bookmarkEnd w:id="201"/>
-      <w:bookmarkEnd w:id="202"/>
     </w:p>
     <w:tbl>
       <w:tblPr>
@@ -45589,8 +45641,8 @@
         <w:pStyle w:val="Caption"/>
         <w:keepNext/>
       </w:pPr>
-      <w:bookmarkStart w:id="203" w:name="_Toc230703405"/>
-      <w:bookmarkStart w:id="204" w:name="_Toc231155282"/>
+      <w:bookmarkStart w:id="202" w:name="_Toc230703405"/>
+      <w:bookmarkStart w:id="203" w:name="_Toc231155282"/>
       <w:r>
         <w:t xml:space="preserve">Bảng </w:t>
       </w:r>
@@ -45625,8 +45677,8 @@
       <w:r>
         <w:t>danh_muc</w:t>
       </w:r>
+      <w:bookmarkEnd w:id="202"/>
       <w:bookmarkEnd w:id="203"/>
-      <w:bookmarkEnd w:id="204"/>
     </w:p>
     <w:tbl>
       <w:tblPr>
@@ -46846,13 +46898,13 @@
         <w:pStyle w:val="Heading2"/>
         <w:spacing w:line="360" w:lineRule="auto"/>
       </w:pPr>
-      <w:bookmarkStart w:id="205" w:name="_Toc229756549"/>
-      <w:bookmarkStart w:id="206" w:name="_Toc231155230"/>
+      <w:bookmarkStart w:id="204" w:name="_Toc229756549"/>
+      <w:bookmarkStart w:id="205" w:name="_Toc231155230"/>
       <w:r>
         <w:t>Phân tích thiết kế giao diện chức năng của hệ thống</w:t>
       </w:r>
+      <w:bookmarkEnd w:id="204"/>
       <w:bookmarkEnd w:id="205"/>
-      <w:bookmarkEnd w:id="206"/>
     </w:p>
     <w:p>
       <w:pPr>
@@ -46877,13 +46929,13 @@
         <w:pStyle w:val="Heading3"/>
         <w:spacing w:line="360" w:lineRule="auto"/>
       </w:pPr>
-      <w:bookmarkStart w:id="207" w:name="_Toc229756550"/>
-      <w:bookmarkStart w:id="208" w:name="_Toc231155231"/>
+      <w:bookmarkStart w:id="206" w:name="_Toc229756550"/>
+      <w:bookmarkStart w:id="207" w:name="_Toc231155231"/>
       <w:r>
         <w:t>Giao diện ứng dụng di động dành cho Sinh viên</w:t>
       </w:r>
+      <w:bookmarkEnd w:id="206"/>
       <w:bookmarkEnd w:id="207"/>
-      <w:bookmarkEnd w:id="208"/>
       <w:r>
         <w:br w:type="page"/>
       </w:r>
@@ -46952,8 +47004,8 @@
       <w:pPr>
         <w:pStyle w:val="Caption"/>
       </w:pPr>
-      <w:bookmarkStart w:id="209" w:name="_Toc230703451"/>
-      <w:bookmarkStart w:id="210" w:name="_Toc231155321"/>
+      <w:bookmarkStart w:id="208" w:name="_Toc230703451"/>
+      <w:bookmarkStart w:id="209" w:name="_Toc231155321"/>
       <w:r>
         <w:t xml:space="preserve">Hình </w:t>
       </w:r>
@@ -46991,8 +47043,8 @@
       <w:r>
         <w:t>àn hình Đăng nhập</w:t>
       </w:r>
+      <w:bookmarkEnd w:id="208"/>
       <w:bookmarkEnd w:id="209"/>
-      <w:bookmarkEnd w:id="210"/>
     </w:p>
     <w:p>
       <w:pPr>
@@ -47080,8 +47132,8 @@
       <w:pPr>
         <w:pStyle w:val="Caption"/>
       </w:pPr>
-      <w:bookmarkStart w:id="211" w:name="_Toc230703452"/>
-      <w:bookmarkStart w:id="212" w:name="_Toc231155322"/>
+      <w:bookmarkStart w:id="210" w:name="_Toc230703452"/>
+      <w:bookmarkStart w:id="211" w:name="_Toc231155322"/>
       <w:r>
         <w:t xml:space="preserve">Hình </w:t>
       </w:r>
@@ -47119,8 +47171,8 @@
       <w:r>
         <w:t>àn hình Trang chủ</w:t>
       </w:r>
+      <w:bookmarkEnd w:id="210"/>
       <w:bookmarkEnd w:id="211"/>
-      <w:bookmarkEnd w:id="212"/>
     </w:p>
     <w:p>
       <w:pPr>
@@ -47259,8 +47311,8 @@
       <w:pPr>
         <w:pStyle w:val="Caption"/>
       </w:pPr>
-      <w:bookmarkStart w:id="213" w:name="_Toc230703453"/>
-      <w:bookmarkStart w:id="214" w:name="_Toc231155323"/>
+      <w:bookmarkStart w:id="212" w:name="_Toc230703453"/>
+      <w:bookmarkStart w:id="213" w:name="_Toc231155323"/>
       <w:r>
         <w:t xml:space="preserve">Hình </w:t>
       </w:r>
@@ -47316,8 +47368,8 @@
       <w:r>
         <w:t>áp</w:t>
       </w:r>
+      <w:bookmarkEnd w:id="212"/>
       <w:bookmarkEnd w:id="213"/>
-      <w:bookmarkEnd w:id="214"/>
     </w:p>
     <w:p>
       <w:pPr>
@@ -47368,14 +47420,14 @@
         <w:pStyle w:val="Heading3"/>
         <w:spacing w:line="360" w:lineRule="auto"/>
       </w:pPr>
-      <w:bookmarkStart w:id="215" w:name="_Toc229756551"/>
-      <w:bookmarkStart w:id="216" w:name="_Toc231155232"/>
+      <w:bookmarkStart w:id="214" w:name="_Toc229756551"/>
+      <w:bookmarkStart w:id="215" w:name="_Toc231155232"/>
       <w:r>
         <w:lastRenderedPageBreak/>
         <w:t>Giao diện Web dành cho Quản trị viên (Admin)</w:t>
       </w:r>
+      <w:bookmarkEnd w:id="214"/>
       <w:bookmarkEnd w:id="215"/>
-      <w:bookmarkEnd w:id="216"/>
     </w:p>
     <w:p>
       <w:pPr>
@@ -47438,8 +47490,8 @@
       <w:pPr>
         <w:pStyle w:val="Caption"/>
       </w:pPr>
-      <w:bookmarkStart w:id="217" w:name="_Toc230703459"/>
-      <w:bookmarkStart w:id="218" w:name="_Toc231155324"/>
+      <w:bookmarkStart w:id="216" w:name="_Toc230703459"/>
+      <w:bookmarkStart w:id="217" w:name="_Toc231155324"/>
       <w:r>
         <w:t xml:space="preserve">Hình </w:t>
       </w:r>
@@ -47465,11 +47517,11 @@
       <w:r>
         <w:t xml:space="preserve">. </w:t>
       </w:r>
+      <w:bookmarkEnd w:id="216"/>
+      <w:r>
+        <w:t>Giao diện trang Đăng nhập</w:t>
+      </w:r>
       <w:bookmarkEnd w:id="217"/>
-      <w:r>
-        <w:t>Giao diện trang Đăng nhập</w:t>
-      </w:r>
-      <w:bookmarkEnd w:id="218"/>
     </w:p>
     <w:p>
       <w:pPr>
@@ -47559,8 +47611,8 @@
         <w:pStyle w:val="Caption"/>
         <w:spacing w:line="360" w:lineRule="auto"/>
       </w:pPr>
-      <w:bookmarkStart w:id="219" w:name="_Toc230703460"/>
-      <w:bookmarkStart w:id="220" w:name="_Toc231155325"/>
+      <w:bookmarkStart w:id="218" w:name="_Toc230703460"/>
+      <w:bookmarkStart w:id="219" w:name="_Toc231155325"/>
       <w:r>
         <w:t xml:space="preserve">Hình </w:t>
       </w:r>
@@ -47592,8 +47644,8 @@
       <w:r>
         <w:t xml:space="preserve"> Quản lý Sinh viên</w:t>
       </w:r>
+      <w:bookmarkEnd w:id="218"/>
       <w:bookmarkEnd w:id="219"/>
-      <w:bookmarkEnd w:id="220"/>
     </w:p>
     <w:p>
       <w:pPr>
@@ -47731,8 +47783,8 @@
       <w:pPr>
         <w:pStyle w:val="Caption"/>
       </w:pPr>
-      <w:bookmarkStart w:id="221" w:name="_Toc230703461"/>
-      <w:bookmarkStart w:id="222" w:name="_Toc231155326"/>
+      <w:bookmarkStart w:id="220" w:name="_Toc230703461"/>
+      <w:bookmarkStart w:id="221" w:name="_Toc231155326"/>
       <w:r>
         <w:t xml:space="preserve">Hình </w:t>
       </w:r>
@@ -47767,11 +47819,11 @@
       <w:r>
         <w:t xml:space="preserve">Quản lý </w:t>
       </w:r>
+      <w:bookmarkEnd w:id="220"/>
+      <w:r>
+        <w:t>Bảng điểm</w:t>
+      </w:r>
       <w:bookmarkEnd w:id="221"/>
-      <w:r>
-        <w:t>Bảng điểm</w:t>
-      </w:r>
-      <w:bookmarkEnd w:id="222"/>
     </w:p>
     <w:p>
       <w:pPr>
@@ -47828,7 +47880,7 @@
           <w:rStyle w:val="DoanVBChar"/>
         </w:rPr>
       </w:pPr>
-      <w:bookmarkStart w:id="223" w:name="_Toc231155233"/>
+      <w:bookmarkStart w:id="222" w:name="_Toc231155233"/>
       <w:r>
         <w:rPr>
           <w:rStyle w:val="DoanVBChar"/>
@@ -47836,7 +47888,7 @@
         <w:lastRenderedPageBreak/>
         <w:t>TRIỂN KHAI HỆ THỐNG VÀ THỰC NGHIỆM</w:t>
       </w:r>
-      <w:bookmarkEnd w:id="223"/>
+      <w:bookmarkEnd w:id="222"/>
     </w:p>
     <w:p>
       <w:pPr>
@@ -47846,11 +47898,11 @@
           <w:lang w:val="vi-VN"/>
         </w:rPr>
       </w:pPr>
-      <w:bookmarkStart w:id="224" w:name="_Toc231155234"/>
+      <w:bookmarkStart w:id="223" w:name="_Toc231155234"/>
       <w:r>
         <w:t>Môi trường phát triển</w:t>
       </w:r>
-      <w:bookmarkEnd w:id="224"/>
+      <w:bookmarkEnd w:id="223"/>
     </w:p>
     <w:p>
       <w:pPr>
@@ -47865,8 +47917,8 @@
         <w:pStyle w:val="Caption"/>
         <w:keepNext/>
       </w:pPr>
-      <w:bookmarkStart w:id="225" w:name="_Toc230703406"/>
-      <w:bookmarkStart w:id="226" w:name="_Toc231155283"/>
+      <w:bookmarkStart w:id="224" w:name="_Toc230703406"/>
+      <w:bookmarkStart w:id="225" w:name="_Toc231155283"/>
       <w:r>
         <w:t xml:space="preserve">Bảng </w:t>
       </w:r>
@@ -47895,8 +47947,8 @@
       <w:r>
         <w:t>Môi trường và công cụ phát triển hệ thống</w:t>
       </w:r>
+      <w:bookmarkEnd w:id="224"/>
       <w:bookmarkEnd w:id="225"/>
-      <w:bookmarkEnd w:id="226"/>
     </w:p>
     <w:tbl>
       <w:tblPr>
@@ -48518,8 +48570,8 @@
         <w:pStyle w:val="Heading2"/>
         <w:spacing w:line="360" w:lineRule="auto"/>
       </w:pPr>
-      <w:bookmarkStart w:id="227" w:name="_Toc229756554"/>
-      <w:bookmarkStart w:id="228" w:name="_Toc231155235"/>
+      <w:bookmarkStart w:id="226" w:name="_Toc229756554"/>
+      <w:bookmarkStart w:id="227" w:name="_Toc231155235"/>
       <w:r>
         <w:t>Cài</w:t>
       </w:r>
@@ -48532,8 +48584,8 @@
       <w:r>
         <w:t>hệ thống</w:t>
       </w:r>
+      <w:bookmarkEnd w:id="226"/>
       <w:bookmarkEnd w:id="227"/>
-      <w:bookmarkEnd w:id="228"/>
     </w:p>
     <w:p>
       <w:pPr>
@@ -48552,13 +48604,13 @@
         <w:pStyle w:val="Heading3"/>
         <w:spacing w:line="360" w:lineRule="auto"/>
       </w:pPr>
-      <w:bookmarkStart w:id="229" w:name="_Toc229756555"/>
-      <w:bookmarkStart w:id="230" w:name="_Toc231155236"/>
+      <w:bookmarkStart w:id="228" w:name="_Toc229756555"/>
+      <w:bookmarkStart w:id="229" w:name="_Toc231155236"/>
       <w:r>
         <w:t>Tổ chức cấu trúc mã nguồn Backend</w:t>
       </w:r>
+      <w:bookmarkEnd w:id="228"/>
       <w:bookmarkEnd w:id="229"/>
-      <w:bookmarkEnd w:id="230"/>
     </w:p>
     <w:p>
       <w:pPr>
@@ -48610,7 +48662,7 @@
       <w:pPr>
         <w:pStyle w:val="Caption"/>
       </w:pPr>
-      <w:bookmarkStart w:id="231" w:name="_Toc231155327"/>
+      <w:bookmarkStart w:id="230" w:name="_Toc231155327"/>
       <w:r>
         <w:t xml:space="preserve">Hình </w:t>
       </w:r>
@@ -48636,7 +48688,7 @@
       <w:r>
         <w:t>. Cấu trúc mã nguồn Backend</w:t>
       </w:r>
-      <w:bookmarkEnd w:id="231"/>
+      <w:bookmarkEnd w:id="230"/>
     </w:p>
     <w:p>
       <w:pPr>
@@ -48893,14 +48945,14 @@
         <w:pStyle w:val="Heading3"/>
         <w:spacing w:line="360" w:lineRule="auto"/>
       </w:pPr>
-      <w:bookmarkStart w:id="232" w:name="_Toc229756556"/>
-      <w:bookmarkStart w:id="233" w:name="_Toc231155237"/>
+      <w:bookmarkStart w:id="231" w:name="_Toc229756556"/>
+      <w:bookmarkStart w:id="232" w:name="_Toc231155237"/>
       <w:r>
         <w:lastRenderedPageBreak/>
         <w:t>Tổ chức cấu trúc mã nguồn Mobile (Android)</w:t>
       </w:r>
+      <w:bookmarkEnd w:id="231"/>
       <w:bookmarkEnd w:id="232"/>
-      <w:bookmarkEnd w:id="233"/>
     </w:p>
     <w:p>
       <w:pPr>
@@ -48952,7 +49004,7 @@
       <w:pPr>
         <w:pStyle w:val="Caption"/>
       </w:pPr>
-      <w:bookmarkStart w:id="234" w:name="_Toc231155328"/>
+      <w:bookmarkStart w:id="233" w:name="_Toc231155328"/>
       <w:r>
         <w:t xml:space="preserve">Hình </w:t>
       </w:r>
@@ -48978,7 +49030,7 @@
       <w:r>
         <w:t>. Cấu trúc mã nguồn Mobile</w:t>
       </w:r>
-      <w:bookmarkEnd w:id="234"/>
+      <w:bookmarkEnd w:id="233"/>
     </w:p>
     <w:p>
       <w:pPr>
@@ -49155,8 +49207,8 @@
       <w:pPr>
         <w:pStyle w:val="Caption"/>
       </w:pPr>
-      <w:bookmarkStart w:id="235" w:name="_Toc230703471"/>
-      <w:bookmarkStart w:id="236" w:name="_Toc231155329"/>
+      <w:bookmarkStart w:id="234" w:name="_Toc230703471"/>
+      <w:bookmarkStart w:id="235" w:name="_Toc231155329"/>
       <w:r>
         <w:t xml:space="preserve">Hình </w:t>
       </w:r>
@@ -49185,8 +49237,8 @@
       <w:r>
         <w:t>ấu trúc mã nguồn Android</w:t>
       </w:r>
+      <w:bookmarkEnd w:id="234"/>
       <w:bookmarkEnd w:id="235"/>
-      <w:bookmarkEnd w:id="236"/>
     </w:p>
     <w:p>
       <w:pPr>
@@ -49278,13 +49330,13 @@
         <w:pStyle w:val="Heading3"/>
         <w:spacing w:line="360" w:lineRule="auto"/>
       </w:pPr>
-      <w:bookmarkStart w:id="237" w:name="_Toc229756557"/>
-      <w:bookmarkStart w:id="238" w:name="_Toc231155238"/>
+      <w:bookmarkStart w:id="236" w:name="_Toc229756557"/>
+      <w:bookmarkStart w:id="237" w:name="_Toc231155238"/>
       <w:r>
         <w:t>Kết nối cơ sở dữ liệu</w:t>
       </w:r>
+      <w:bookmarkEnd w:id="236"/>
       <w:bookmarkEnd w:id="237"/>
-      <w:bookmarkEnd w:id="238"/>
     </w:p>
     <w:p>
       <w:pPr>
@@ -49406,8 +49458,8 @@
       <w:pPr>
         <w:pStyle w:val="Caption"/>
       </w:pPr>
-      <w:bookmarkStart w:id="239" w:name="_Toc230703472"/>
-      <w:bookmarkStart w:id="240" w:name="_Toc231155330"/>
+      <w:bookmarkStart w:id="238" w:name="_Toc230703472"/>
+      <w:bookmarkStart w:id="239" w:name="_Toc231155330"/>
       <w:r>
         <w:t xml:space="preserve">Hình </w:t>
       </w:r>
@@ -49433,11 +49485,11 @@
       <w:r>
         <w:t xml:space="preserve">. </w:t>
       </w:r>
+      <w:bookmarkEnd w:id="238"/>
+      <w:r>
+        <w:t>Cấu hình kết nối Cơ sở dữ liệu</w:t>
+      </w:r>
       <w:bookmarkEnd w:id="239"/>
-      <w:r>
-        <w:t>Cấu hình kết nối Cơ sở dữ liệu</w:t>
-      </w:r>
-      <w:bookmarkEnd w:id="240"/>
     </w:p>
     <w:p>
       <w:pPr>
@@ -49447,13 +49499,13 @@
           <w:lang w:val="vi-VN"/>
         </w:rPr>
       </w:pPr>
-      <w:bookmarkStart w:id="241" w:name="_Toc229756558"/>
-      <w:bookmarkStart w:id="242" w:name="_Toc231155239"/>
+      <w:bookmarkStart w:id="240" w:name="_Toc229756558"/>
+      <w:bookmarkStart w:id="241" w:name="_Toc231155239"/>
       <w:r>
         <w:t>Cài đặt và Vận hành hệ thống</w:t>
       </w:r>
+      <w:bookmarkEnd w:id="240"/>
       <w:bookmarkEnd w:id="241"/>
-      <w:bookmarkEnd w:id="242"/>
     </w:p>
     <w:p>
       <w:pPr>
@@ -49521,8 +49573,8 @@
           <w:lang w:val="vi-VN"/>
         </w:rPr>
       </w:pPr>
-      <w:bookmarkStart w:id="243" w:name="_Toc230703473"/>
-      <w:bookmarkStart w:id="244" w:name="_Toc231155331"/>
+      <w:bookmarkStart w:id="242" w:name="_Toc230703473"/>
+      <w:bookmarkStart w:id="243" w:name="_Toc231155331"/>
       <w:r>
         <w:t xml:space="preserve">Hình </w:t>
       </w:r>
@@ -49551,8 +49603,8 @@
       <w:r>
         <w:t>Lược đồ cơ sở dữ liệu vật lý triển khai trên MySQL</w:t>
       </w:r>
+      <w:bookmarkEnd w:id="242"/>
       <w:bookmarkEnd w:id="243"/>
-      <w:bookmarkEnd w:id="244"/>
     </w:p>
     <w:p>
       <w:pPr>
@@ -49862,26 +49914,26 @@
         <w:pStyle w:val="Heading2"/>
         <w:spacing w:line="360" w:lineRule="auto"/>
       </w:pPr>
-      <w:bookmarkStart w:id="245" w:name="_Toc229756559"/>
-      <w:bookmarkStart w:id="246" w:name="_Toc231155240"/>
+      <w:bookmarkStart w:id="244" w:name="_Toc229756559"/>
+      <w:bookmarkStart w:id="245" w:name="_Toc231155240"/>
       <w:r>
         <w:t>Kiểm thử hệ thống</w:t>
       </w:r>
+      <w:bookmarkEnd w:id="244"/>
       <w:bookmarkEnd w:id="245"/>
-      <w:bookmarkEnd w:id="246"/>
     </w:p>
     <w:p>
       <w:pPr>
         <w:pStyle w:val="Heading3"/>
         <w:spacing w:line="360" w:lineRule="auto"/>
       </w:pPr>
-      <w:bookmarkStart w:id="247" w:name="_Toc229756560"/>
-      <w:bookmarkStart w:id="248" w:name="_Toc231155241"/>
+      <w:bookmarkStart w:id="246" w:name="_Toc229756560"/>
+      <w:bookmarkStart w:id="247" w:name="_Toc231155241"/>
       <w:r>
         <w:t>Kiểm thử mức đơn vị (Unit Test)</w:t>
       </w:r>
+      <w:bookmarkEnd w:id="246"/>
       <w:bookmarkEnd w:id="247"/>
-      <w:bookmarkEnd w:id="248"/>
     </w:p>
     <w:p>
       <w:pPr>
@@ -50217,13 +50269,13 @@
         <w:pStyle w:val="Heading3"/>
         <w:spacing w:line="360" w:lineRule="auto"/>
       </w:pPr>
-      <w:bookmarkStart w:id="249" w:name="_Toc229756561"/>
-      <w:bookmarkStart w:id="250" w:name="_Toc231155242"/>
+      <w:bookmarkStart w:id="248" w:name="_Toc229756561"/>
+      <w:bookmarkStart w:id="249" w:name="_Toc231155242"/>
       <w:r>
         <w:t>Kiểm thử tích hợp (Integration Test)</w:t>
       </w:r>
+      <w:bookmarkEnd w:id="248"/>
       <w:bookmarkEnd w:id="249"/>
-      <w:bookmarkEnd w:id="250"/>
     </w:p>
     <w:p>
       <w:pPr>
@@ -50335,14 +50387,14 @@
         <w:pStyle w:val="Heading3"/>
         <w:spacing w:line="360" w:lineRule="auto"/>
       </w:pPr>
-      <w:bookmarkStart w:id="251" w:name="_Toc229756562"/>
-      <w:bookmarkStart w:id="252" w:name="_Toc231155243"/>
+      <w:bookmarkStart w:id="250" w:name="_Toc229756562"/>
+      <w:bookmarkStart w:id="251" w:name="_Toc231155243"/>
       <w:r>
         <w:lastRenderedPageBreak/>
         <w:t>Kiểm thử hệ thống (System Test)</w:t>
       </w:r>
+      <w:bookmarkEnd w:id="250"/>
       <w:bookmarkEnd w:id="251"/>
-      <w:bookmarkEnd w:id="252"/>
     </w:p>
     <w:p>
       <w:pPr>
@@ -50365,8 +50417,8 @@
         <w:pStyle w:val="Caption"/>
         <w:keepNext/>
       </w:pPr>
-      <w:bookmarkStart w:id="253" w:name="_Toc230703407"/>
-      <w:bookmarkStart w:id="254" w:name="_Toc231155284"/>
+      <w:bookmarkStart w:id="252" w:name="_Toc230703407"/>
+      <w:bookmarkStart w:id="253" w:name="_Toc231155284"/>
       <w:r>
         <w:t xml:space="preserve">Bảng </w:t>
       </w:r>
@@ -50395,8 +50447,8 @@
       <w:r>
         <w:t>Các kịch bản kiểm thử hệ thống (System Test Cases) tiêu biểu</w:t>
       </w:r>
+      <w:bookmarkEnd w:id="252"/>
       <w:bookmarkEnd w:id="253"/>
-      <w:bookmarkEnd w:id="254"/>
     </w:p>
     <w:tbl>
       <w:tblPr>
@@ -53246,13 +53298,13 @@
         <w:pStyle w:val="Heading2"/>
         <w:spacing w:line="360" w:lineRule="auto"/>
       </w:pPr>
-      <w:bookmarkStart w:id="255" w:name="_Toc229756563"/>
-      <w:bookmarkStart w:id="256" w:name="_Toc231155244"/>
+      <w:bookmarkStart w:id="254" w:name="_Toc229756563"/>
+      <w:bookmarkStart w:id="255" w:name="_Toc231155244"/>
       <w:r>
         <w:t>Đánh giá hệ thống</w:t>
       </w:r>
+      <w:bookmarkEnd w:id="254"/>
       <w:bookmarkEnd w:id="255"/>
-      <w:bookmarkEnd w:id="256"/>
     </w:p>
     <w:p>
       <w:pPr>
@@ -53267,14 +53319,14 @@
         <w:pStyle w:val="Heading3"/>
         <w:spacing w:line="360" w:lineRule="auto"/>
       </w:pPr>
-      <w:bookmarkStart w:id="257" w:name="_Toc229756564"/>
-      <w:bookmarkStart w:id="258" w:name="_Toc231155245"/>
+      <w:bookmarkStart w:id="256" w:name="_Toc229756564"/>
+      <w:bookmarkStart w:id="257" w:name="_Toc231155245"/>
       <w:r>
         <w:lastRenderedPageBreak/>
         <w:t>Kết quả đạt được (Ưu điểm)</w:t>
       </w:r>
+      <w:bookmarkEnd w:id="256"/>
       <w:bookmarkEnd w:id="257"/>
-      <w:bookmarkEnd w:id="258"/>
     </w:p>
     <w:p>
       <w:pPr>
@@ -53326,13 +53378,13 @@
         <w:pStyle w:val="Heading3"/>
         <w:spacing w:line="360" w:lineRule="auto"/>
       </w:pPr>
-      <w:bookmarkStart w:id="259" w:name="_Toc229756565"/>
-      <w:bookmarkStart w:id="260" w:name="_Toc231155246"/>
+      <w:bookmarkStart w:id="258" w:name="_Toc229756565"/>
+      <w:bookmarkStart w:id="259" w:name="_Toc231155246"/>
       <w:r>
         <w:t>Nhược điểm và hạn chế</w:t>
       </w:r>
+      <w:bookmarkEnd w:id="258"/>
       <w:bookmarkEnd w:id="259"/>
-      <w:bookmarkEnd w:id="260"/>
     </w:p>
     <w:p>
       <w:pPr>
@@ -53375,13 +53427,13 @@
         <w:pStyle w:val="Heading3"/>
         <w:spacing w:line="360" w:lineRule="auto"/>
       </w:pPr>
-      <w:bookmarkStart w:id="261" w:name="_Toc229756566"/>
-      <w:bookmarkStart w:id="262" w:name="_Toc231155247"/>
+      <w:bookmarkStart w:id="260" w:name="_Toc229756566"/>
+      <w:bookmarkStart w:id="261" w:name="_Toc231155247"/>
       <w:r>
         <w:t>Hướng phát triển trong tương lai</w:t>
       </w:r>
+      <w:bookmarkEnd w:id="260"/>
       <w:bookmarkEnd w:id="261"/>
-      <w:bookmarkEnd w:id="262"/>
     </w:p>
     <w:p>
       <w:pPr>
@@ -53443,27 +53495,27 @@
         <w:pStyle w:val="Heading1"/>
         <w:spacing w:line="360" w:lineRule="auto"/>
       </w:pPr>
-      <w:bookmarkStart w:id="263" w:name="_Toc229756567"/>
-      <w:bookmarkStart w:id="264" w:name="_Toc231155248"/>
+      <w:bookmarkStart w:id="262" w:name="_Toc229756567"/>
+      <w:bookmarkStart w:id="263" w:name="_Toc231155248"/>
       <w:r>
         <w:lastRenderedPageBreak/>
         <w:t>KẾT LUẬN VÀ HƯỚNG PHÁT TRIỂN</w:t>
       </w:r>
+      <w:bookmarkEnd w:id="262"/>
       <w:bookmarkEnd w:id="263"/>
-      <w:bookmarkEnd w:id="264"/>
     </w:p>
     <w:p>
       <w:pPr>
         <w:pStyle w:val="Heading2"/>
         <w:spacing w:line="360" w:lineRule="auto"/>
       </w:pPr>
-      <w:bookmarkStart w:id="265" w:name="_Toc229756568"/>
-      <w:bookmarkStart w:id="266" w:name="_Toc231155249"/>
+      <w:bookmarkStart w:id="264" w:name="_Toc229756568"/>
+      <w:bookmarkStart w:id="265" w:name="_Toc231155249"/>
       <w:r>
         <w:t>Kết luận</w:t>
       </w:r>
+      <w:bookmarkEnd w:id="264"/>
       <w:bookmarkEnd w:id="265"/>
-      <w:bookmarkEnd w:id="266"/>
     </w:p>
     <w:p>
       <w:pPr>
@@ -53681,13 +53733,13 @@
         <w:pStyle w:val="Heading2"/>
         <w:spacing w:line="360" w:lineRule="auto"/>
       </w:pPr>
-      <w:bookmarkStart w:id="267" w:name="_Toc229756569"/>
-      <w:bookmarkStart w:id="268" w:name="_Toc231155250"/>
+      <w:bookmarkStart w:id="266" w:name="_Toc229756569"/>
+      <w:bookmarkStart w:id="267" w:name="_Toc231155250"/>
       <w:r>
         <w:t>Hạn chế của hệ thống</w:t>
       </w:r>
+      <w:bookmarkEnd w:id="266"/>
       <w:bookmarkEnd w:id="267"/>
-      <w:bookmarkEnd w:id="268"/>
     </w:p>
     <w:p>
       <w:pPr>
@@ -53762,13 +53814,13 @@
         <w:pStyle w:val="Heading2"/>
         <w:spacing w:line="360" w:lineRule="auto"/>
       </w:pPr>
-      <w:bookmarkStart w:id="269" w:name="_Toc229756570"/>
-      <w:bookmarkStart w:id="270" w:name="_Toc231155251"/>
+      <w:bookmarkStart w:id="268" w:name="_Toc229756570"/>
+      <w:bookmarkStart w:id="269" w:name="_Toc231155251"/>
       <w:r>
         <w:t>Hướng phát triển trong tương lai</w:t>
       </w:r>
+      <w:bookmarkEnd w:id="268"/>
       <w:bookmarkEnd w:id="269"/>
-      <w:bookmarkEnd w:id="270"/>
     </w:p>
     <w:p>
       <w:pPr>
@@ -54178,7 +54230,7 @@
 
 <file path=word/comments.xml><?xml version="1.0" encoding="utf-8"?>
 <w:comments xmlns:wpc="http://schemas.microsoft.com/office/word/2010/wordprocessingCanvas" xmlns:cx="http://schemas.microsoft.com/office/drawing/2014/chartex" xmlns:cx1="http://schemas.microsoft.com/office/drawing/2015/9/8/chartex" xmlns:cx2="http://schemas.microsoft.com/office/drawing/2015/10/21/chartex" xmlns:cx3="http://schemas.microsoft.com/office/drawing/2016/5/9/chartex" xmlns:cx4="http://schemas.microsoft.com/office/drawing/2016/5/10/chartex" xmlns:cx5="http://schemas.microsoft.com/office/drawing/2016/5/11/chartex" xmlns:cx6="http://schemas.microsoft.com/office/drawing/2016/5/12/chartex" xmlns:cx7="http://schemas.microsoft.com/office/drawing/2016/5/13/chartex" xmlns:cx8="http://schemas.microsoft.com/office/drawing/2016/5/14/chartex" xmlns:mc="http://schemas.openxmlformats.org/markup-compatibility/2006" xmlns:aink="http://schemas.microsoft.com/office/drawing/2016/ink" xmlns:am3d="http://schemas.microsoft.com/office/drawing/2017/model3d" xmlns:o="urn:schemas-microsoft-com:office:office" xmlns:oel="http://schemas.microsoft.com/office/2019/extlst" xmlns:r="http://schemas.openxmlformats.org/officeDocument/2006/relationships" xmlns:m="http://schemas.openxmlformats.org/officeDocument/2006/math" xmlns:v="urn:schemas-microsoft-com:vml" xmlns:wp14="http://schemas.microsoft.com/office/word/2010/wordprocessingDrawing" xmlns:wp="http://schemas.openxmlformats.org/drawingml/2006/wordprocessingDrawing" xmlns:w10="urn:schemas-microsoft-com:office:word" xmlns:w="http://schemas.openxmlformats.org/wordprocessingml/2006/main" xmlns:w14="http://schemas.microsoft.com/office/word/2010/wordml" xmlns:w15="http://schemas.microsoft.com/office/word/2012/wordml" xmlns:w16cex="http://schemas.microsoft.com/office/word/2018/wordml/cex" xmlns:w16cid="http://schemas.microsoft.com/office/word/2016/wordml/cid" xmlns:w16="http://schemas.microsoft.com/office/word/2018/wordml" xmlns:w16du="http://schemas.microsoft.com/office/word/2023/wordml/word16du" xmlns:w16sdtdh="http://schemas.microsoft.com/office/word/2020/wordml/sdtdatahash" xmlns:w16sdtfl="http://schemas.microsoft.com/office/word/2024/wordml/sdtformatlock" xmlns:w16se="http://schemas.microsoft.com/office/word/2015/wordml/symex" xmlns:wpg="http://schemas.microsoft.com/office/word/2010/wordprocessingGroup" xmlns:wpi="http://schemas.microsoft.com/office/word/2010/wordprocessingInk" xmlns:wne="http://schemas.microsoft.com/office/word/2006/wordml" xmlns:wps="http://schemas.microsoft.com/office/word/2010/wordprocessingShape" mc:Ignorable="w14 w15 w16se w16cid w16 w16cex w16sdtdh w16sdtfl w16du wp14">
-  <w:comment w:id="44" w:author="A35025 Nguyễn Công Hoàn" w:date="2026-04-22T21:25:00Z" w:initials="AN">
+  <w:comment w:id="43" w:author="A35025 Nguyễn Công Hoàn" w:date="2026-04-22T21:25:00Z" w:initials="AN">
     <w:p>
       <w:pPr>
         <w:pStyle w:val="CommentText"/>
@@ -61856,7 +61908,6 @@
   <w:style w:type="character" w:default="1" w:styleId="DefaultParagraphFont">
     <w:name w:val="Default Paragraph Font"/>
     <w:uiPriority w:val="1"/>
-    <w:semiHidden/>
     <w:unhideWhenUsed/>
   </w:style>
   <w:style w:type="table" w:default="1" w:styleId="TableNormal">
